--- a/Entrega-Parcial-IC.docx
+++ b/Entrega-Parcial-IC.docx
@@ -535,16 +535,7 @@
           <w:lang w:val="pt-BR"/>
           <w14:ligatures w14:val="none"/>
         </w:rPr>
-        <w:t xml:space="preserve"> </w:t>
-      </w:r>
-      <w:r>
-        <w:rPr>
-          <w:rFonts w:ascii="Times New Roman" w:eastAsia="Times New Roman" w:hAnsi="Times New Roman" w:cs="Times New Roman"/>
-          <w:kern w:val="0"/>
-          <w:lang w:val="pt-BR"/>
-          <w14:ligatures w14:val="none"/>
-        </w:rPr>
-        <w:t>desvio padrão muito próximo</w:t>
+        <w:t xml:space="preserve"> desvio padrão muito próximo</w:t>
       </w:r>
       <w:r>
         <w:rPr>
@@ -1235,19 +1226,9 @@
           <w:kern w:val="0"/>
           <w14:ligatures w14:val="none"/>
         </w:rPr>
-        <w:t xml:space="preserve"> = </w:t>
-      </w:r>
-      <w:proofErr w:type="gramStart"/>
-      <w:r>
-        <w:rPr>
-          <w:rFonts w:ascii="Times New Roman" w:eastAsia="Times New Roman" w:hAnsi="Times New Roman" w:cs="Times New Roman"/>
-          <w:kern w:val="0"/>
-          <w14:ligatures w14:val="none"/>
-        </w:rPr>
-        <w:t>P(</w:t>
+        <w:t xml:space="preserve"> = P(</w:t>
       </w:r>
       <w:proofErr w:type="spellStart"/>
-      <w:proofErr w:type="gramEnd"/>
       <w:r>
         <w:rPr>
           <w:rFonts w:ascii="Times New Roman" w:eastAsia="Times New Roman" w:hAnsi="Times New Roman" w:cs="Times New Roman"/>
@@ -1367,7 +1348,6 @@
         </w:rPr>
       </w:pPr>
       <w:proofErr w:type="spellStart"/>
-      <w:proofErr w:type="gramStart"/>
       <w:r>
         <w:rPr>
           <w:rFonts w:ascii="Times New Roman" w:eastAsia="Times New Roman" w:hAnsi="Times New Roman" w:cs="Times New Roman"/>
@@ -1395,7 +1375,6 @@
         <w:t>resultados</w:t>
       </w:r>
       <w:proofErr w:type="spellEnd"/>
-      <w:proofErr w:type="gramEnd"/>
       <w:r>
         <w:rPr>
           <w:rFonts w:ascii="Times New Roman" w:eastAsia="Times New Roman" w:hAnsi="Times New Roman" w:cs="Times New Roman"/>
@@ -1583,6 +1562,16 @@
     </w:p>
     <w:p>
       <w:pPr>
+        <w:rPr>
+          <w:rFonts w:ascii="Times New Roman" w:eastAsia="Times New Roman" w:hAnsi="Times New Roman" w:cs="Times New Roman"/>
+          <w:kern w:val="0"/>
+          <w:lang w:val="pt-BR"/>
+          <w14:ligatures w14:val="none"/>
+        </w:rPr>
+      </w:pPr>
+    </w:p>
+    <w:p>
+      <w:pPr>
         <w:pStyle w:val="ListParagraph"/>
         <w:rPr>
           <w:rFonts w:ascii="Times New Roman" w:eastAsia="Times New Roman" w:hAnsi="Times New Roman" w:cs="Times New Roman"/>
@@ -2123,25 +2112,17 @@
           <w:rFonts w:ascii="Times New Roman" w:hAnsi="Times New Roman" w:cs="Times New Roman"/>
           <w:b/>
           <w:bCs/>
-        </w:rPr>
-      </w:pPr>
-      <w:proofErr w:type="spellStart"/>
-      <w:r>
-        <w:rPr>
-          <w:rFonts w:ascii="Times New Roman" w:hAnsi="Times New Roman" w:cs="Times New Roman"/>
-          <w:b/>
-          <w:bCs/>
-        </w:rPr>
-        <w:t>Interpretação</w:t>
-      </w:r>
-      <w:proofErr w:type="spellEnd"/>
-      <w:r>
-        <w:rPr>
-          <w:rFonts w:ascii="Times New Roman" w:hAnsi="Times New Roman" w:cs="Times New Roman"/>
-          <w:b/>
-          <w:bCs/>
-        </w:rPr>
-        <w:t>:</w:t>
+          <w:lang w:val="pt-BR"/>
+        </w:rPr>
+      </w:pPr>
+      <w:r>
+        <w:rPr>
+          <w:rFonts w:ascii="Times New Roman" w:hAnsi="Times New Roman" w:cs="Times New Roman"/>
+          <w:b/>
+          <w:bCs/>
+          <w:lang w:val="pt-BR"/>
+        </w:rPr>
+        <w:t>Interpretação:</w:t>
       </w:r>
     </w:p>
     <w:p>
@@ -2221,6 +2202,7 @@
           <w:rFonts w:ascii="Times New Roman" w:hAnsi="Times New Roman" w:cs="Times New Roman"/>
           <w:lang w:val="pt-BR"/>
         </w:rPr>
+        <w:lastRenderedPageBreak/>
         <w:t xml:space="preserve">Extremamente </w:t>
       </w:r>
       <w:r>
@@ -2246,7 +2228,6 @@
           <w:rFonts w:ascii="Times New Roman" w:hAnsi="Times New Roman" w:cs="Times New Roman"/>
           <w:lang w:val="pt-BR"/>
         </w:rPr>
-        <w:lastRenderedPageBreak/>
         <w:t xml:space="preserve">Média próxima de zero </w:t>
       </w:r>
       <w:r>
@@ -2287,28 +2268,7 @@
           <w:rFonts w:ascii="Times New Roman" w:hAnsi="Times New Roman" w:cs="Times New Roman"/>
           <w:lang w:val="pt-BR"/>
         </w:rPr>
-        <w:t>.</w:t>
-      </w:r>
-      <w:r>
-        <w:rPr>
-          <w:rFonts w:ascii="Times New Roman" w:hAnsi="Times New Roman" w:cs="Times New Roman"/>
-          <w:lang w:val="pt-BR"/>
-        </w:rPr>
-        <w:t xml:space="preserve"> </w:t>
-      </w:r>
-      <w:r>
-        <w:rPr>
-          <w:rFonts w:ascii="Times New Roman" w:hAnsi="Times New Roman" w:cs="Times New Roman"/>
-          <w:lang w:val="pt-BR"/>
-        </w:rPr>
-        <w:t>Ou seja:</w:t>
-      </w:r>
-      <w:r>
-        <w:rPr>
-          <w:rFonts w:ascii="Times New Roman" w:hAnsi="Times New Roman" w:cs="Times New Roman"/>
-          <w:lang w:val="pt-BR"/>
-        </w:rPr>
-        <w:t xml:space="preserve"> </w:t>
+        <w:t xml:space="preserve">. Ou seja: </w:t>
       </w:r>
       <w:r>
         <w:rPr>
@@ -2864,11 +2824,837 @@
     <w:p>
       <w:pPr>
         <w:rPr>
+          <w:rFonts w:ascii="Times New Roman" w:hAnsi="Times New Roman" w:cs="Times New Roman"/>
+          <w:lang w:val="pt-BR"/>
+        </w:rPr>
+      </w:pPr>
+    </w:p>
+    <w:p>
+      <w:pPr>
+        <w:rPr>
+          <w:rFonts w:ascii="Times New Roman" w:hAnsi="Times New Roman" w:cs="Times New Roman"/>
+          <w:lang w:val="pt-BR"/>
+        </w:rPr>
+      </w:pPr>
+    </w:p>
+    <w:p>
+      <w:pPr>
+        <w:rPr>
+          <w:rFonts w:ascii="Times New Roman" w:hAnsi="Times New Roman" w:cs="Times New Roman"/>
+          <w:lang w:val="pt-BR"/>
+        </w:rPr>
+      </w:pPr>
+    </w:p>
+    <w:p>
+      <w:pPr>
+        <w:rPr>
+          <w:rFonts w:ascii="Times New Roman" w:hAnsi="Times New Roman" w:cs="Times New Roman"/>
+          <w:lang w:val="pt-BR"/>
+        </w:rPr>
+      </w:pPr>
+    </w:p>
+    <w:p>
+      <w:pPr>
+        <w:rPr>
+          <w:rFonts w:ascii="Times New Roman" w:hAnsi="Times New Roman" w:cs="Times New Roman"/>
+          <w:lang w:val="pt-BR"/>
+        </w:rPr>
+      </w:pPr>
+    </w:p>
+    <w:p>
+      <w:pPr>
+        <w:rPr>
+          <w:rFonts w:ascii="Times New Roman" w:hAnsi="Times New Roman" w:cs="Times New Roman"/>
+          <w:lang w:val="pt-BR"/>
+        </w:rPr>
+      </w:pPr>
+    </w:p>
+    <w:p>
+      <w:pPr>
+        <w:rPr>
+          <w:rFonts w:ascii="Times New Roman" w:hAnsi="Times New Roman" w:cs="Times New Roman"/>
+          <w:lang w:val="pt-BR"/>
+        </w:rPr>
+      </w:pPr>
+    </w:p>
+    <w:p>
+      <w:pPr>
+        <w:spacing w:line="360" w:lineRule="auto"/>
+        <w:rPr>
+          <w:rFonts w:ascii="Times New Roman" w:eastAsia="Times New Roman" w:hAnsi="Times New Roman" w:cs="Times New Roman"/>
+          <w:b/>
+          <w:bCs/>
+          <w:kern w:val="0"/>
+          <w:sz w:val="28"/>
+          <w:szCs w:val="28"/>
+          <w:lang w:val="pt-BR"/>
+          <w14:ligatures w14:val="none"/>
+        </w:rPr>
+        <w:sectPr>
+          <w:pgSz w:w="12240" w:h="15840"/>
+          <w:pgMar w:top="1440" w:right="1440" w:bottom="1440" w:left="1440" w:header="720" w:footer="720" w:gutter="0"/>
+          <w:cols w:space="720"/>
+          <w:docGrid w:linePitch="360"/>
+        </w:sectPr>
+      </w:pPr>
+    </w:p>
+    <w:p>
+      <w:pPr>
+        <w:spacing w:after="120" w:line="360" w:lineRule="auto"/>
+        <w:rPr>
+          <w:rFonts w:ascii="Times New Roman" w:eastAsia="Times New Roman" w:hAnsi="Times New Roman" w:cs="Times New Roman"/>
+          <w:b/>
+          <w:bCs/>
+          <w:kern w:val="0"/>
+          <w:sz w:val="28"/>
+          <w:szCs w:val="28"/>
+          <w:lang w:val="pt-BR"/>
+          <w14:ligatures w14:val="none"/>
+        </w:rPr>
+      </w:pPr>
+      <w:r>
+        <w:rPr>
+          <w:rFonts w:ascii="Times New Roman" w:eastAsia="Times New Roman" w:hAnsi="Times New Roman" w:cs="Times New Roman"/>
+          <w:b/>
+          <w:bCs/>
+          <w:kern w:val="0"/>
+          <w:sz w:val="28"/>
+          <w:szCs w:val="28"/>
+          <w:lang w:val="pt-BR"/>
+          <w14:ligatures w14:val="none"/>
+        </w:rPr>
+        <w:lastRenderedPageBreak/>
+        <w:t>1. Introdução</w:t>
+      </w:r>
+    </w:p>
+    <w:p>
+      <w:pPr>
+        <w:spacing w:line="360" w:lineRule="auto"/>
+        <w:rPr>
+          <w:rFonts w:ascii="Times New Roman" w:eastAsia="Times New Roman" w:hAnsi="Times New Roman" w:cs="Times New Roman"/>
+          <w:kern w:val="0"/>
+          <w:lang w:val="pt-BR"/>
+          <w14:ligatures w14:val="none"/>
+        </w:rPr>
+      </w:pPr>
+      <w:r>
+        <w:rPr>
+          <w:rFonts w:ascii="Times New Roman" w:eastAsia="Times New Roman" w:hAnsi="Times New Roman" w:cs="Times New Roman"/>
+          <w:b/>
+          <w:bCs/>
+          <w:kern w:val="0"/>
+          <w:sz w:val="28"/>
+          <w:szCs w:val="28"/>
+          <w:lang w:val="pt-BR"/>
+          <w14:ligatures w14:val="none"/>
+        </w:rPr>
+        <w:tab/>
+      </w:r>
+      <w:r>
+        <w:rPr>
+          <w:rFonts w:ascii="Times New Roman" w:eastAsia="Times New Roman" w:hAnsi="Times New Roman" w:cs="Times New Roman"/>
+          <w:kern w:val="0"/>
+          <w:lang w:val="pt-BR"/>
+          <w14:ligatures w14:val="none"/>
+        </w:rPr>
+        <w:t>Tanto os</w:t>
+      </w:r>
+      <w:r>
+        <w:rPr>
+          <w:rFonts w:ascii="Times New Roman" w:eastAsia="Times New Roman" w:hAnsi="Times New Roman" w:cs="Times New Roman"/>
+          <w:kern w:val="0"/>
+          <w:lang w:val="pt-BR"/>
+          <w14:ligatures w14:val="none"/>
+        </w:rPr>
+        <w:t xml:space="preserve"> </w:t>
+      </w:r>
+      <w:r>
+        <w:rPr>
+          <w:rFonts w:ascii="Times New Roman" w:eastAsia="Times New Roman" w:hAnsi="Times New Roman" w:cs="Times New Roman"/>
+          <w:kern w:val="0"/>
+          <w:lang w:val="pt-BR"/>
+          <w14:ligatures w14:val="none"/>
+        </w:rPr>
+        <w:t>formuladores de políticas</w:t>
+      </w:r>
+      <w:r>
+        <w:rPr>
+          <w:rFonts w:ascii="Times New Roman" w:eastAsia="Times New Roman" w:hAnsi="Times New Roman" w:cs="Times New Roman"/>
+          <w:kern w:val="0"/>
+          <w:lang w:val="pt-BR"/>
+          <w14:ligatures w14:val="none"/>
+        </w:rPr>
+        <w:t xml:space="preserve"> </w:t>
+      </w:r>
+      <w:r>
+        <w:rPr>
+          <w:rFonts w:ascii="Times New Roman" w:eastAsia="Times New Roman" w:hAnsi="Times New Roman" w:cs="Times New Roman"/>
+          <w:kern w:val="0"/>
+          <w:lang w:val="pt-BR"/>
+          <w14:ligatures w14:val="none"/>
+        </w:rPr>
+        <w:t>quanto</w:t>
+      </w:r>
+      <w:r>
+        <w:rPr>
+          <w:rFonts w:ascii="Times New Roman" w:eastAsia="Times New Roman" w:hAnsi="Times New Roman" w:cs="Times New Roman"/>
+          <w:kern w:val="0"/>
+          <w:lang w:val="pt-BR"/>
+          <w14:ligatures w14:val="none"/>
+        </w:rPr>
+        <w:t xml:space="preserve"> </w:t>
+      </w:r>
+      <w:r>
+        <w:rPr>
+          <w:rFonts w:ascii="Times New Roman" w:eastAsia="Times New Roman" w:hAnsi="Times New Roman" w:cs="Times New Roman"/>
+          <w:kern w:val="0"/>
+          <w:lang w:val="pt-BR"/>
+          <w14:ligatures w14:val="none"/>
+        </w:rPr>
+        <w:t>os eleitores</w:t>
+      </w:r>
+      <w:r>
+        <w:rPr>
+          <w:rFonts w:ascii="Times New Roman" w:eastAsia="Times New Roman" w:hAnsi="Times New Roman" w:cs="Times New Roman"/>
+          <w:kern w:val="0"/>
+          <w:lang w:val="pt-BR"/>
+          <w14:ligatures w14:val="none"/>
+        </w:rPr>
+        <w:t xml:space="preserve"> </w:t>
+      </w:r>
+      <w:r>
+        <w:rPr>
+          <w:rFonts w:ascii="Times New Roman" w:eastAsia="Times New Roman" w:hAnsi="Times New Roman" w:cs="Times New Roman"/>
+          <w:kern w:val="0"/>
+          <w:lang w:val="pt-BR"/>
+          <w14:ligatures w14:val="none"/>
+        </w:rPr>
+        <w:t xml:space="preserve">preocupam-se </w:t>
+      </w:r>
+      <w:r>
+        <w:rPr>
+          <w:rFonts w:ascii="Times New Roman" w:eastAsia="Times New Roman" w:hAnsi="Times New Roman" w:cs="Times New Roman"/>
+          <w:kern w:val="0"/>
+          <w:lang w:val="pt-BR"/>
+          <w14:ligatures w14:val="none"/>
+        </w:rPr>
+        <w:t xml:space="preserve">consideravelmente com as condições </w:t>
+      </w:r>
+      <w:r>
+        <w:rPr>
+          <w:rFonts w:ascii="Times New Roman" w:eastAsia="Times New Roman" w:hAnsi="Times New Roman" w:cs="Times New Roman"/>
+          <w:kern w:val="0"/>
+          <w:lang w:val="pt-BR"/>
+          <w14:ligatures w14:val="none"/>
+        </w:rPr>
+        <w:t>correntes</w:t>
+      </w:r>
+      <w:r>
+        <w:rPr>
+          <w:rFonts w:ascii="Times New Roman" w:eastAsia="Times New Roman" w:hAnsi="Times New Roman" w:cs="Times New Roman"/>
+          <w:kern w:val="0"/>
+          <w:lang w:val="pt-BR"/>
+          <w14:ligatures w14:val="none"/>
+        </w:rPr>
+        <w:t xml:space="preserve"> e futuras do cenário econômico.</w:t>
+      </w:r>
+      <w:r>
+        <w:rPr>
+          <w:rFonts w:ascii="Times New Roman" w:eastAsia="Times New Roman" w:hAnsi="Times New Roman" w:cs="Times New Roman"/>
+          <w:kern w:val="0"/>
+          <w:lang w:val="pt-BR"/>
+          <w14:ligatures w14:val="none"/>
+        </w:rPr>
+        <w:t xml:space="preserve"> </w:t>
+      </w:r>
+      <w:r>
+        <w:rPr>
+          <w:rFonts w:ascii="Times New Roman" w:eastAsia="Times New Roman" w:hAnsi="Times New Roman" w:cs="Times New Roman"/>
+          <w:kern w:val="0"/>
+          <w:lang w:val="pt-BR"/>
+          <w14:ligatures w14:val="none"/>
+        </w:rPr>
+        <w:t>A</w:t>
+      </w:r>
+      <w:r>
+        <w:rPr>
+          <w:rFonts w:ascii="Times New Roman" w:eastAsia="Times New Roman" w:hAnsi="Times New Roman" w:cs="Times New Roman"/>
+          <w:kern w:val="0"/>
+          <w:lang w:val="pt-BR"/>
+          <w14:ligatures w14:val="none"/>
+        </w:rPr>
+        <w:t xml:space="preserve"> </w:t>
+      </w:r>
+      <w:r>
+        <w:rPr>
+          <w:rFonts w:ascii="Times New Roman" w:eastAsia="Times New Roman" w:hAnsi="Times New Roman" w:cs="Times New Roman"/>
+          <w:kern w:val="0"/>
+          <w:lang w:val="pt-BR"/>
+          <w14:ligatures w14:val="none"/>
+        </w:rPr>
+        <w:t xml:space="preserve">extensividade dos </w:t>
+      </w:r>
+      <w:r>
+        <w:rPr>
+          <w:rFonts w:ascii="Times New Roman" w:eastAsia="Times New Roman" w:hAnsi="Times New Roman" w:cs="Times New Roman"/>
+          <w:kern w:val="0"/>
+          <w:lang w:val="pt-BR"/>
+          <w14:ligatures w14:val="none"/>
+        </w:rPr>
+        <w:t>dados disponíve</w:t>
+      </w:r>
+      <w:r>
+        <w:rPr>
+          <w:rFonts w:ascii="Times New Roman" w:eastAsia="Times New Roman" w:hAnsi="Times New Roman" w:cs="Times New Roman"/>
+          <w:kern w:val="0"/>
+          <w:lang w:val="pt-BR"/>
+          <w14:ligatures w14:val="none"/>
+        </w:rPr>
+        <w:t>is</w:t>
+      </w:r>
+      <w:r>
+        <w:rPr>
+          <w:rFonts w:ascii="Times New Roman" w:eastAsia="Times New Roman" w:hAnsi="Times New Roman" w:cs="Times New Roman"/>
+          <w:kern w:val="0"/>
+          <w:lang w:val="pt-BR"/>
+          <w14:ligatures w14:val="none"/>
+        </w:rPr>
+        <w:t xml:space="preserve"> </w:t>
+      </w:r>
+      <w:r>
+        <w:rPr>
+          <w:rFonts w:ascii="Times New Roman" w:eastAsia="Times New Roman" w:hAnsi="Times New Roman" w:cs="Times New Roman"/>
+          <w:kern w:val="0"/>
+          <w:lang w:val="pt-BR"/>
+          <w14:ligatures w14:val="none"/>
+        </w:rPr>
+        <w:t>através da coleta em</w:t>
+      </w:r>
+      <w:r>
+        <w:rPr>
+          <w:rFonts w:ascii="Times New Roman" w:eastAsia="Times New Roman" w:hAnsi="Times New Roman" w:cs="Times New Roman"/>
+          <w:kern w:val="0"/>
+          <w:lang w:val="pt-BR"/>
+          <w14:ligatures w14:val="none"/>
+        </w:rPr>
+        <w:t xml:space="preserve"> redes sociais </w:t>
+      </w:r>
+      <w:r>
+        <w:rPr>
+          <w:rFonts w:ascii="Times New Roman" w:eastAsia="Times New Roman" w:hAnsi="Times New Roman" w:cs="Times New Roman"/>
+          <w:kern w:val="0"/>
+          <w:lang w:val="pt-BR"/>
+          <w14:ligatures w14:val="none"/>
+        </w:rPr>
+        <w:t>é</w:t>
+      </w:r>
+      <w:r>
+        <w:rPr>
+          <w:rFonts w:ascii="Times New Roman" w:eastAsia="Times New Roman" w:hAnsi="Times New Roman" w:cs="Times New Roman"/>
+          <w:kern w:val="0"/>
+          <w:lang w:val="pt-BR"/>
+          <w14:ligatures w14:val="none"/>
+        </w:rPr>
+        <w:t xml:space="preserve"> capaz</w:t>
+      </w:r>
+      <w:r>
+        <w:rPr>
+          <w:rFonts w:ascii="Times New Roman" w:eastAsia="Times New Roman" w:hAnsi="Times New Roman" w:cs="Times New Roman"/>
+          <w:kern w:val="0"/>
+          <w:lang w:val="pt-BR"/>
+          <w14:ligatures w14:val="none"/>
+        </w:rPr>
+        <w:t xml:space="preserve"> de fornecer informações valiosas acerca das preferências e opiniões de diferentes grupos sociais dentro do escopo de variados </w:t>
+      </w:r>
+      <w:r>
+        <w:rPr>
+          <w:rFonts w:ascii="Times New Roman" w:eastAsia="Times New Roman" w:hAnsi="Times New Roman" w:cs="Times New Roman"/>
+          <w:kern w:val="0"/>
+          <w:lang w:val="pt-BR"/>
+          <w14:ligatures w14:val="none"/>
+        </w:rPr>
+        <w:t>contextos discursivos</w:t>
+      </w:r>
+      <w:r>
+        <w:rPr>
+          <w:rFonts w:ascii="Times New Roman" w:eastAsia="Times New Roman" w:hAnsi="Times New Roman" w:cs="Times New Roman"/>
+          <w:kern w:val="0"/>
+          <w:lang w:val="pt-BR"/>
+          <w14:ligatures w14:val="none"/>
+        </w:rPr>
+        <w:t>;</w:t>
+      </w:r>
+      <w:r>
+        <w:rPr>
+          <w:rFonts w:ascii="Times New Roman" w:eastAsia="Times New Roman" w:hAnsi="Times New Roman" w:cs="Times New Roman"/>
+          <w:kern w:val="0"/>
+          <w:lang w:val="pt-BR"/>
+          <w14:ligatures w14:val="none"/>
+        </w:rPr>
+        <w:t xml:space="preserve"> </w:t>
+      </w:r>
+      <w:r>
+        <w:rPr>
+          <w:rFonts w:ascii="Times New Roman" w:eastAsia="Times New Roman" w:hAnsi="Times New Roman" w:cs="Times New Roman"/>
+          <w:kern w:val="0"/>
+          <w:lang w:val="pt-BR"/>
+          <w14:ligatures w14:val="none"/>
+        </w:rPr>
+        <w:t>como os</w:t>
+      </w:r>
+      <w:r>
+        <w:rPr>
+          <w:rFonts w:ascii="Times New Roman" w:eastAsia="Times New Roman" w:hAnsi="Times New Roman" w:cs="Times New Roman"/>
+          <w:kern w:val="0"/>
+          <w:lang w:val="pt-BR"/>
+          <w14:ligatures w14:val="none"/>
+        </w:rPr>
+        <w:t xml:space="preserve"> resultados de processos eleitorais</w:t>
+      </w:r>
+      <w:r>
+        <w:rPr>
+          <w:rFonts w:ascii="Times New Roman" w:eastAsia="Times New Roman" w:hAnsi="Times New Roman" w:cs="Times New Roman"/>
+          <w:kern w:val="0"/>
+          <w:lang w:val="pt-BR"/>
+          <w14:ligatures w14:val="none"/>
+        </w:rPr>
+        <w:t xml:space="preserve"> ou os movimentos da bolsa-de-valores</w:t>
+      </w:r>
+      <w:r>
+        <w:rPr>
+          <w:rFonts w:ascii="Times New Roman" w:eastAsia="Times New Roman" w:hAnsi="Times New Roman" w:cs="Times New Roman"/>
+          <w:kern w:val="0"/>
+          <w:lang w:val="pt-BR"/>
+          <w14:ligatures w14:val="none"/>
+        </w:rPr>
+        <w:t xml:space="preserve"> </w:t>
+      </w:r>
+      <w:r>
+        <w:rPr>
+          <w:rFonts w:ascii="Times New Roman" w:eastAsia="Times New Roman" w:hAnsi="Times New Roman" w:cs="Times New Roman"/>
+          <w:kern w:val="0"/>
+          <w:lang w:val="pt-BR"/>
+          <w14:ligatures w14:val="none"/>
+        </w:rPr>
+        <w:t xml:space="preserve">(Ait Hammou, Ait Lahcen, </w:t>
+      </w:r>
+      <w:r>
+        <w:rPr>
+          <w:rFonts w:ascii="Times New Roman" w:eastAsia="Times New Roman" w:hAnsi="Times New Roman" w:cs="Times New Roman"/>
+          <w:kern w:val="0"/>
+          <w:lang w:val="pt-BR"/>
+          <w14:ligatures w14:val="none"/>
+        </w:rPr>
+        <w:t>e</w:t>
+      </w:r>
+      <w:r>
+        <w:rPr>
+          <w:rFonts w:ascii="Times New Roman" w:eastAsia="Times New Roman" w:hAnsi="Times New Roman" w:cs="Times New Roman"/>
+          <w:kern w:val="0"/>
+          <w:lang w:val="pt-BR"/>
+          <w14:ligatures w14:val="none"/>
+        </w:rPr>
+        <w:t xml:space="preserve"> Mouline 2020; Burnap et al. 2016).</w:t>
+      </w:r>
+      <w:r>
+        <w:rPr>
+          <w:rFonts w:ascii="Times New Roman" w:eastAsia="Times New Roman" w:hAnsi="Times New Roman" w:cs="Times New Roman"/>
+          <w:kern w:val="0"/>
+          <w:lang w:val="pt-BR"/>
+          <w14:ligatures w14:val="none"/>
+        </w:rPr>
+        <w:t xml:space="preserve"> </w:t>
+      </w:r>
+      <w:r>
+        <w:rPr>
+          <w:rFonts w:ascii="Times New Roman" w:eastAsia="Times New Roman" w:hAnsi="Times New Roman" w:cs="Times New Roman"/>
+          <w:kern w:val="0"/>
+          <w:lang w:val="pt-BR"/>
+          <w14:ligatures w14:val="none"/>
+        </w:rPr>
+        <w:t>Nossa pesquisa usa dados (tweets) da rede social “X” com o fim de analisar a associação entre o sentimento econômico dos usuários e seus posicionamentos políticos</w:t>
+      </w:r>
+      <w:r>
+        <w:rPr>
+          <w:rFonts w:ascii="Times New Roman" w:eastAsia="Times New Roman" w:hAnsi="Times New Roman" w:cs="Times New Roman"/>
+          <w:kern w:val="0"/>
+          <w:lang w:val="pt-BR"/>
+          <w14:ligatures w14:val="none"/>
+        </w:rPr>
+        <w:t xml:space="preserve"> durante  </w:t>
+      </w:r>
+      <w:r>
+        <w:rPr>
+          <w:rFonts w:ascii="Times New Roman" w:eastAsia="Times New Roman" w:hAnsi="Times New Roman" w:cs="Times New Roman"/>
+          <w:kern w:val="0"/>
+          <w:lang w:val="pt-BR"/>
+          <w14:ligatures w14:val="none"/>
+        </w:rPr>
+        <w:t xml:space="preserve"> </w:t>
+      </w:r>
+      <w:r>
+        <w:rPr>
+          <w:rFonts w:ascii="Times New Roman" w:eastAsia="Times New Roman" w:hAnsi="Times New Roman" w:cs="Times New Roman"/>
+          <w:kern w:val="0"/>
+          <w:lang w:val="pt-BR"/>
+          <w14:ligatures w14:val="none"/>
+        </w:rPr>
+        <w:tab/>
+      </w:r>
+    </w:p>
+    <w:p>
+      <w:pPr>
+        <w:spacing w:line="360" w:lineRule="auto"/>
+        <w:rPr>
+          <w:rFonts w:ascii="Times New Roman" w:eastAsia="Times New Roman" w:hAnsi="Times New Roman" w:cs="Times New Roman"/>
+          <w:kern w:val="0"/>
+          <w:lang w:val="pt-BR"/>
+          <w14:ligatures w14:val="none"/>
+        </w:rPr>
+      </w:pPr>
+      <w:r>
+        <w:rPr>
+          <w:rFonts w:ascii="Times New Roman" w:eastAsia="Times New Roman" w:hAnsi="Times New Roman" w:cs="Times New Roman"/>
+          <w:kern w:val="0"/>
+          <w:lang w:val="pt-BR"/>
+          <w14:ligatures w14:val="none"/>
+        </w:rPr>
+        <w:tab/>
+      </w:r>
+    </w:p>
+    <w:p>
+      <w:pPr>
+        <w:spacing w:line="360" w:lineRule="auto"/>
+        <w:ind w:firstLine="720"/>
+        <w:rPr>
+          <w:rFonts w:ascii="Times New Roman" w:eastAsia="Times New Roman" w:hAnsi="Times New Roman" w:cs="Times New Roman"/>
+          <w:kern w:val="0"/>
+          <w:lang w:val="pt-BR"/>
+          <w14:ligatures w14:val="none"/>
+        </w:rPr>
+      </w:pPr>
+      <w:r>
+        <w:rPr>
+          <w:rFonts w:ascii="Times New Roman" w:eastAsia="Times New Roman" w:hAnsi="Times New Roman" w:cs="Times New Roman"/>
+          <w:kern w:val="0"/>
+          <w:lang w:val="pt-BR"/>
+          <w14:ligatures w14:val="none"/>
+        </w:rPr>
+        <w:t xml:space="preserve">O </w:t>
+      </w:r>
+      <w:r>
+        <w:rPr>
+          <w:rFonts w:ascii="Times New Roman" w:eastAsia="Times New Roman" w:hAnsi="Times New Roman" w:cs="Times New Roman"/>
+          <w:kern w:val="0"/>
+          <w:lang w:val="pt-BR"/>
+          <w14:ligatures w14:val="none"/>
+        </w:rPr>
+        <w:t>resultado</w:t>
+      </w:r>
+      <w:r>
+        <w:rPr>
+          <w:rFonts w:ascii="Times New Roman" w:eastAsia="Times New Roman" w:hAnsi="Times New Roman" w:cs="Times New Roman"/>
+          <w:kern w:val="0"/>
+          <w:lang w:val="pt-BR"/>
+          <w14:ligatures w14:val="none"/>
+        </w:rPr>
+        <w:t xml:space="preserve"> dos processos eleitorais </w:t>
+      </w:r>
+      <w:r>
+        <w:rPr>
+          <w:rFonts w:ascii="Times New Roman" w:eastAsia="Times New Roman" w:hAnsi="Times New Roman" w:cs="Times New Roman"/>
+          <w:kern w:val="0"/>
+          <w:lang w:val="pt-BR"/>
+          <w14:ligatures w14:val="none"/>
+        </w:rPr>
+        <w:t>é</w:t>
+      </w:r>
+      <w:r>
+        <w:rPr>
+          <w:rFonts w:ascii="Times New Roman" w:eastAsia="Times New Roman" w:hAnsi="Times New Roman" w:cs="Times New Roman"/>
+          <w:kern w:val="0"/>
+          <w:lang w:val="pt-BR"/>
+          <w14:ligatures w14:val="none"/>
+        </w:rPr>
+        <w:t>,</w:t>
+      </w:r>
+      <w:r>
+        <w:rPr>
+          <w:rFonts w:ascii="Times New Roman" w:eastAsia="Times New Roman" w:hAnsi="Times New Roman" w:cs="Times New Roman"/>
+          <w:kern w:val="0"/>
+          <w:lang w:val="pt-BR"/>
+          <w14:ligatures w14:val="none"/>
+        </w:rPr>
+        <w:t xml:space="preserve"> sob uma ótica normativa</w:t>
+      </w:r>
+      <w:r>
+        <w:rPr>
+          <w:rFonts w:ascii="Times New Roman" w:eastAsia="Times New Roman" w:hAnsi="Times New Roman" w:cs="Times New Roman"/>
+          <w:kern w:val="0"/>
+          <w:lang w:val="pt-BR"/>
+          <w14:ligatures w14:val="none"/>
+        </w:rPr>
+        <w:t xml:space="preserve">, </w:t>
+      </w:r>
+      <w:r>
+        <w:rPr>
+          <w:rFonts w:ascii="Times New Roman" w:eastAsia="Times New Roman" w:hAnsi="Times New Roman" w:cs="Times New Roman"/>
+          <w:kern w:val="0"/>
+          <w:lang w:val="pt-BR"/>
+          <w14:ligatures w14:val="none"/>
+        </w:rPr>
+        <w:t>determinante</w:t>
+      </w:r>
+      <w:r>
+        <w:rPr>
+          <w:rFonts w:ascii="Times New Roman" w:eastAsia="Times New Roman" w:hAnsi="Times New Roman" w:cs="Times New Roman"/>
+          <w:kern w:val="0"/>
+          <w:lang w:val="pt-BR"/>
+          <w14:ligatures w14:val="none"/>
+        </w:rPr>
+        <w:t xml:space="preserve"> </w:t>
+      </w:r>
+      <w:r>
+        <w:rPr>
+          <w:rFonts w:ascii="Times New Roman" w:eastAsia="Times New Roman" w:hAnsi="Times New Roman" w:cs="Times New Roman"/>
+          <w:kern w:val="0"/>
+          <w:lang w:val="pt-BR"/>
+          <w14:ligatures w14:val="none"/>
+        </w:rPr>
+        <w:t>da</w:t>
+      </w:r>
+      <w:r>
+        <w:rPr>
+          <w:rFonts w:ascii="Times New Roman" w:eastAsia="Times New Roman" w:hAnsi="Times New Roman" w:cs="Times New Roman"/>
+          <w:kern w:val="0"/>
+          <w:lang w:val="pt-BR"/>
+          <w14:ligatures w14:val="none"/>
+        </w:rPr>
+        <w:t xml:space="preserve"> política econômica</w:t>
+      </w:r>
+      <w:r>
+        <w:rPr>
+          <w:rFonts w:ascii="Times New Roman" w:eastAsia="Times New Roman" w:hAnsi="Times New Roman" w:cs="Times New Roman"/>
+          <w:kern w:val="0"/>
+          <w:lang w:val="pt-BR"/>
+          <w14:ligatures w14:val="none"/>
+        </w:rPr>
+        <w:t>;</w:t>
+      </w:r>
+      <w:r>
+        <w:rPr>
+          <w:rFonts w:ascii="Times New Roman" w:eastAsia="Times New Roman" w:hAnsi="Times New Roman" w:cs="Times New Roman"/>
+          <w:kern w:val="0"/>
+          <w:lang w:val="pt-BR"/>
+          <w14:ligatures w14:val="none"/>
+        </w:rPr>
+        <w:t xml:space="preserve"> ao passo que</w:t>
+      </w:r>
+      <w:r>
+        <w:rPr>
+          <w:rFonts w:ascii="Times New Roman" w:eastAsia="Times New Roman" w:hAnsi="Times New Roman" w:cs="Times New Roman"/>
+          <w:kern w:val="0"/>
+          <w:lang w:val="pt-BR"/>
+          <w14:ligatures w14:val="none"/>
+        </w:rPr>
+        <w:t xml:space="preserve"> o impacto dos resultados econômicos nas eleições é </w:t>
+      </w:r>
+      <w:r>
+        <w:rPr>
+          <w:rFonts w:ascii="Times New Roman" w:eastAsia="Times New Roman" w:hAnsi="Times New Roman" w:cs="Times New Roman"/>
+          <w:kern w:val="0"/>
+          <w:lang w:val="pt-BR"/>
+          <w14:ligatures w14:val="none"/>
+        </w:rPr>
+        <w:t>extensamente documentado</w:t>
+      </w:r>
+      <w:r>
+        <w:rPr>
+          <w:rFonts w:ascii="Times New Roman" w:eastAsia="Times New Roman" w:hAnsi="Times New Roman" w:cs="Times New Roman"/>
+          <w:kern w:val="0"/>
+          <w:lang w:val="pt-BR"/>
+          <w14:ligatures w14:val="none"/>
+        </w:rPr>
+        <w:t xml:space="preserve"> na literatura (Palmer e</w:t>
+      </w:r>
+      <w:r>
+        <w:rPr>
+          <w:rFonts w:ascii="Times New Roman" w:eastAsia="Times New Roman" w:hAnsi="Times New Roman" w:cs="Times New Roman"/>
+          <w:kern w:val="0"/>
+          <w:lang w:val="pt-BR"/>
+          <w14:ligatures w14:val="none"/>
+        </w:rPr>
+        <w:t xml:space="preserve"> </w:t>
+      </w:r>
+      <w:r>
+        <w:rPr>
+          <w:rFonts w:ascii="Times New Roman" w:eastAsia="Times New Roman" w:hAnsi="Times New Roman" w:cs="Times New Roman"/>
+          <w:kern w:val="0"/>
+          <w:lang w:val="pt-BR"/>
+          <w14:ligatures w14:val="none"/>
+        </w:rPr>
+        <w:t xml:space="preserve">Whitten </w:t>
+      </w:r>
+      <w:r>
+        <w:rPr>
+          <w:rFonts w:ascii="Times New Roman" w:eastAsia="Times New Roman" w:hAnsi="Times New Roman" w:cs="Times New Roman"/>
+          <w:kern w:val="0"/>
+          <w:lang w:val="pt-BR"/>
+          <w14:ligatures w14:val="none"/>
+        </w:rPr>
+        <w:t>2000</w:t>
+      </w:r>
+      <w:r>
+        <w:rPr>
+          <w:rFonts w:ascii="Times New Roman" w:eastAsia="Times New Roman" w:hAnsi="Times New Roman" w:cs="Times New Roman"/>
+          <w:kern w:val="0"/>
+          <w:lang w:val="pt-BR"/>
+          <w14:ligatures w14:val="none"/>
+        </w:rPr>
+        <w:t xml:space="preserve">). O debate </w:t>
+      </w:r>
+      <w:r>
+        <w:rPr>
+          <w:rFonts w:ascii="Times New Roman" w:eastAsia="Times New Roman" w:hAnsi="Times New Roman" w:cs="Times New Roman"/>
+          <w:kern w:val="0"/>
+          <w:lang w:val="pt-BR"/>
+          <w14:ligatures w14:val="none"/>
+        </w:rPr>
+        <w:t xml:space="preserve">político e </w:t>
+      </w:r>
+      <w:r>
+        <w:rPr>
+          <w:rFonts w:ascii="Times New Roman" w:eastAsia="Times New Roman" w:hAnsi="Times New Roman" w:cs="Times New Roman"/>
+          <w:kern w:val="0"/>
+          <w:lang w:val="pt-BR"/>
+          <w14:ligatures w14:val="none"/>
+        </w:rPr>
+        <w:t xml:space="preserve">econômico da população, disposto nas redes sociais, </w:t>
+      </w:r>
+      <w:r>
+        <w:rPr>
+          <w:rFonts w:ascii="Times New Roman" w:eastAsia="Times New Roman" w:hAnsi="Times New Roman" w:cs="Times New Roman"/>
+          <w:kern w:val="0"/>
+          <w:lang w:val="pt-BR"/>
+          <w14:ligatures w14:val="none"/>
+        </w:rPr>
+        <w:t>constitui um indicador das</w:t>
+      </w:r>
+      <w:r>
+        <w:rPr>
+          <w:rFonts w:ascii="Times New Roman" w:eastAsia="Times New Roman" w:hAnsi="Times New Roman" w:cs="Times New Roman"/>
+          <w:kern w:val="0"/>
+          <w:lang w:val="pt-BR"/>
+          <w14:ligatures w14:val="none"/>
+        </w:rPr>
+        <w:t xml:space="preserve"> expectativas acerca das </w:t>
+      </w:r>
+      <w:r>
+        <w:rPr>
+          <w:rFonts w:ascii="Times New Roman" w:eastAsia="Times New Roman" w:hAnsi="Times New Roman" w:cs="Times New Roman"/>
+          <w:kern w:val="0"/>
+          <w:lang w:val="pt-BR"/>
+          <w14:ligatures w14:val="none"/>
+        </w:rPr>
+        <w:t xml:space="preserve">possibilidades de mudanças no cenário produtivo, postas as expectativas de </w:t>
+      </w:r>
+      <w:r>
+        <w:rPr>
+          <w:rFonts w:ascii="Times New Roman" w:eastAsia="Times New Roman" w:hAnsi="Times New Roman" w:cs="Times New Roman"/>
+          <w:kern w:val="0"/>
+          <w:lang w:val="pt-BR"/>
+          <w14:ligatures w14:val="none"/>
+        </w:rPr>
+        <w:t>alterações</w:t>
+      </w:r>
+      <w:r>
+        <w:rPr>
+          <w:rFonts w:ascii="Times New Roman" w:eastAsia="Times New Roman" w:hAnsi="Times New Roman" w:cs="Times New Roman"/>
+          <w:kern w:val="0"/>
+          <w:lang w:val="pt-BR"/>
+          <w14:ligatures w14:val="none"/>
+        </w:rPr>
+        <w:t xml:space="preserve"> no cenário político.</w:t>
+      </w:r>
+      <w:r>
+        <w:rPr>
+          <w:rFonts w:ascii="Times New Roman" w:eastAsia="Times New Roman" w:hAnsi="Times New Roman" w:cs="Times New Roman"/>
+          <w:kern w:val="0"/>
+          <w:lang w:val="pt-BR"/>
+          <w14:ligatures w14:val="none"/>
+        </w:rPr>
+        <w:t xml:space="preserve"> Esse estudo</w:t>
+      </w:r>
+    </w:p>
+    <w:p>
+      <w:pPr>
+        <w:spacing w:line="360" w:lineRule="auto"/>
+        <w:ind w:firstLine="720"/>
+        <w:rPr>
+          <w:rFonts w:ascii="Times New Roman" w:eastAsia="Times New Roman" w:hAnsi="Times New Roman" w:cs="Times New Roman"/>
+          <w:kern w:val="0"/>
+          <w:lang w:val="pt-BR"/>
+          <w14:ligatures w14:val="none"/>
+        </w:rPr>
+      </w:pPr>
+    </w:p>
+    <w:p>
+      <w:pPr>
+        <w:spacing w:line="360" w:lineRule="auto"/>
+        <w:ind w:firstLine="720"/>
+        <w:rPr>
+          <w:rFonts w:ascii="Times New Roman" w:eastAsia="Times New Roman" w:hAnsi="Times New Roman" w:cs="Times New Roman"/>
+          <w:kern w:val="0"/>
+          <w:lang w:val="pt-BR"/>
+          <w14:ligatures w14:val="none"/>
+        </w:rPr>
+      </w:pPr>
+    </w:p>
+    <w:p>
+      <w:pPr>
+        <w:spacing w:line="360" w:lineRule="auto"/>
+        <w:ind w:firstLine="720"/>
+        <w:rPr>
+          <w:rFonts w:ascii="Times New Roman" w:eastAsia="Times New Roman" w:hAnsi="Times New Roman" w:cs="Times New Roman"/>
+          <w:kern w:val="0"/>
+          <w:lang w:val="pt-BR"/>
+          <w14:ligatures w14:val="none"/>
+        </w:rPr>
+      </w:pPr>
+    </w:p>
+    <w:p>
+      <w:pPr>
+        <w:rPr>
+          <w:rFonts w:ascii="Times New Roman" w:hAnsi="Times New Roman" w:cs="Times New Roman"/>
+          <w:lang w:val="pt-BR"/>
+        </w:rPr>
+      </w:pPr>
+    </w:p>
+    <w:p>
+      <w:pPr>
+        <w:rPr>
+          <w:rFonts w:ascii="Times New Roman" w:hAnsi="Times New Roman" w:cs="Times New Roman"/>
+          <w:lang w:val="pt-BR"/>
+        </w:rPr>
+      </w:pPr>
+    </w:p>
+    <w:p>
+      <w:pPr>
+        <w:rPr>
+          <w:rFonts w:ascii="Times New Roman" w:hAnsi="Times New Roman" w:cs="Times New Roman"/>
+          <w:lang w:val="pt-BR"/>
+        </w:rPr>
+      </w:pPr>
+    </w:p>
+    <w:p>
+      <w:pPr>
+        <w:rPr>
           <w:lang w:val="pt-BR"/>
         </w:rPr>
       </w:pPr>
     </w:p>
     <w:sectPr>
+      <w:type w:val="continuous"/>
       <w:pgSz w:w="12240" w:h="15840"/>
       <w:pgMar w:top="1440" w:right="1440" w:bottom="1440" w:left="1440" w:header="720" w:footer="720" w:gutter="0"/>
       <w:cols w:space="720"/>
@@ -3030,6 +3816,97 @@
     </w:lvl>
   </w:abstractNum>
   <w:abstractNum w:abstractNumId="1" w15:restartNumberingAfterBreak="0">
+    <w:nsid w:val="1843688E"/>
+    <w:multiLevelType w:val="hybridMultilevel"/>
+    <w:tmpl w:val="85466DDA"/>
+    <w:lvl w:ilvl="0" w:tplc="4EC0B120">
+      <w:start w:val="1"/>
+      <w:numFmt w:val="decimal"/>
+      <w:lvlText w:val="%1."/>
+      <w:lvlJc w:val="left"/>
+      <w:pPr>
+        <w:ind w:left="720" w:hanging="360"/>
+      </w:pPr>
+      <w:rPr>
+        <w:rFonts w:hint="default"/>
+        <w:b w:val="0"/>
+        <w:sz w:val="24"/>
+      </w:rPr>
+    </w:lvl>
+    <w:lvl w:ilvl="1" w:tplc="04090019" w:tentative="1">
+      <w:start w:val="1"/>
+      <w:numFmt w:val="lowerLetter"/>
+      <w:lvlText w:val="%2."/>
+      <w:lvlJc w:val="left"/>
+      <w:pPr>
+        <w:ind w:left="1440" w:hanging="360"/>
+      </w:pPr>
+    </w:lvl>
+    <w:lvl w:ilvl="2" w:tplc="0409001B" w:tentative="1">
+      <w:start w:val="1"/>
+      <w:numFmt w:val="lowerRoman"/>
+      <w:lvlText w:val="%3."/>
+      <w:lvlJc w:val="right"/>
+      <w:pPr>
+        <w:ind w:left="2160" w:hanging="180"/>
+      </w:pPr>
+    </w:lvl>
+    <w:lvl w:ilvl="3" w:tplc="0409000F" w:tentative="1">
+      <w:start w:val="1"/>
+      <w:numFmt w:val="decimal"/>
+      <w:lvlText w:val="%4."/>
+      <w:lvlJc w:val="left"/>
+      <w:pPr>
+        <w:ind w:left="2880" w:hanging="360"/>
+      </w:pPr>
+    </w:lvl>
+    <w:lvl w:ilvl="4" w:tplc="04090019" w:tentative="1">
+      <w:start w:val="1"/>
+      <w:numFmt w:val="lowerLetter"/>
+      <w:lvlText w:val="%5."/>
+      <w:lvlJc w:val="left"/>
+      <w:pPr>
+        <w:ind w:left="3600" w:hanging="360"/>
+      </w:pPr>
+    </w:lvl>
+    <w:lvl w:ilvl="5" w:tplc="0409001B" w:tentative="1">
+      <w:start w:val="1"/>
+      <w:numFmt w:val="lowerRoman"/>
+      <w:lvlText w:val="%6."/>
+      <w:lvlJc w:val="right"/>
+      <w:pPr>
+        <w:ind w:left="4320" w:hanging="180"/>
+      </w:pPr>
+    </w:lvl>
+    <w:lvl w:ilvl="6" w:tplc="0409000F" w:tentative="1">
+      <w:start w:val="1"/>
+      <w:numFmt w:val="decimal"/>
+      <w:lvlText w:val="%7."/>
+      <w:lvlJc w:val="left"/>
+      <w:pPr>
+        <w:ind w:left="5040" w:hanging="360"/>
+      </w:pPr>
+    </w:lvl>
+    <w:lvl w:ilvl="7" w:tplc="04090019" w:tentative="1">
+      <w:start w:val="1"/>
+      <w:numFmt w:val="lowerLetter"/>
+      <w:lvlText w:val="%8."/>
+      <w:lvlJc w:val="left"/>
+      <w:pPr>
+        <w:ind w:left="5760" w:hanging="360"/>
+      </w:pPr>
+    </w:lvl>
+    <w:lvl w:ilvl="8" w:tplc="0409001B" w:tentative="1">
+      <w:start w:val="1"/>
+      <w:numFmt w:val="lowerRoman"/>
+      <w:lvlText w:val="%9."/>
+      <w:lvlJc w:val="right"/>
+      <w:pPr>
+        <w:ind w:left="6480" w:hanging="180"/>
+      </w:pPr>
+    </w:lvl>
+  </w:abstractNum>
+  <w:abstractNum w:abstractNumId="2" w15:restartNumberingAfterBreak="0">
     <w:nsid w:val="2A8E539E"/>
     <w:multiLevelType w:val="multilevel"/>
     <w:tmpl w:val="572A7670"/>
@@ -3142,7 +4019,96 @@
       </w:pPr>
     </w:lvl>
   </w:abstractNum>
-  <w:abstractNum w:abstractNumId="2" w15:restartNumberingAfterBreak="0">
+  <w:abstractNum w:abstractNumId="3" w15:restartNumberingAfterBreak="0">
+    <w:nsid w:val="32157F9F"/>
+    <w:multiLevelType w:val="hybridMultilevel"/>
+    <w:tmpl w:val="465EE53A"/>
+    <w:lvl w:ilvl="0" w:tplc="40C42F9E">
+      <w:start w:val="1"/>
+      <w:numFmt w:val="decimal"/>
+      <w:lvlText w:val="%1."/>
+      <w:lvlJc w:val="left"/>
+      <w:pPr>
+        <w:ind w:left="1080" w:hanging="360"/>
+      </w:pPr>
+      <w:rPr>
+        <w:rFonts w:hint="default"/>
+      </w:rPr>
+    </w:lvl>
+    <w:lvl w:ilvl="1" w:tplc="04090019" w:tentative="1">
+      <w:start w:val="1"/>
+      <w:numFmt w:val="lowerLetter"/>
+      <w:lvlText w:val="%2."/>
+      <w:lvlJc w:val="left"/>
+      <w:pPr>
+        <w:ind w:left="1800" w:hanging="360"/>
+      </w:pPr>
+    </w:lvl>
+    <w:lvl w:ilvl="2" w:tplc="0409001B" w:tentative="1">
+      <w:start w:val="1"/>
+      <w:numFmt w:val="lowerRoman"/>
+      <w:lvlText w:val="%3."/>
+      <w:lvlJc w:val="right"/>
+      <w:pPr>
+        <w:ind w:left="2520" w:hanging="180"/>
+      </w:pPr>
+    </w:lvl>
+    <w:lvl w:ilvl="3" w:tplc="0409000F" w:tentative="1">
+      <w:start w:val="1"/>
+      <w:numFmt w:val="decimal"/>
+      <w:lvlText w:val="%4."/>
+      <w:lvlJc w:val="left"/>
+      <w:pPr>
+        <w:ind w:left="3240" w:hanging="360"/>
+      </w:pPr>
+    </w:lvl>
+    <w:lvl w:ilvl="4" w:tplc="04090019" w:tentative="1">
+      <w:start w:val="1"/>
+      <w:numFmt w:val="lowerLetter"/>
+      <w:lvlText w:val="%5."/>
+      <w:lvlJc w:val="left"/>
+      <w:pPr>
+        <w:ind w:left="3960" w:hanging="360"/>
+      </w:pPr>
+    </w:lvl>
+    <w:lvl w:ilvl="5" w:tplc="0409001B" w:tentative="1">
+      <w:start w:val="1"/>
+      <w:numFmt w:val="lowerRoman"/>
+      <w:lvlText w:val="%6."/>
+      <w:lvlJc w:val="right"/>
+      <w:pPr>
+        <w:ind w:left="4680" w:hanging="180"/>
+      </w:pPr>
+    </w:lvl>
+    <w:lvl w:ilvl="6" w:tplc="0409000F" w:tentative="1">
+      <w:start w:val="1"/>
+      <w:numFmt w:val="decimal"/>
+      <w:lvlText w:val="%7."/>
+      <w:lvlJc w:val="left"/>
+      <w:pPr>
+        <w:ind w:left="5400" w:hanging="360"/>
+      </w:pPr>
+    </w:lvl>
+    <w:lvl w:ilvl="7" w:tplc="04090019" w:tentative="1">
+      <w:start w:val="1"/>
+      <w:numFmt w:val="lowerLetter"/>
+      <w:lvlText w:val="%8."/>
+      <w:lvlJc w:val="left"/>
+      <w:pPr>
+        <w:ind w:left="6120" w:hanging="360"/>
+      </w:pPr>
+    </w:lvl>
+    <w:lvl w:ilvl="8" w:tplc="0409001B" w:tentative="1">
+      <w:start w:val="1"/>
+      <w:numFmt w:val="lowerRoman"/>
+      <w:lvlText w:val="%9."/>
+      <w:lvlJc w:val="right"/>
+      <w:pPr>
+        <w:ind w:left="6840" w:hanging="180"/>
+      </w:pPr>
+    </w:lvl>
+  </w:abstractNum>
+  <w:abstractNum w:abstractNumId="4" w15:restartNumberingAfterBreak="0">
     <w:nsid w:val="34ED301E"/>
     <w:multiLevelType w:val="multilevel"/>
     <w:tmpl w:val="75A254BA"/>
@@ -3291,7 +4257,7 @@
       </w:rPr>
     </w:lvl>
   </w:abstractNum>
-  <w:abstractNum w:abstractNumId="3" w15:restartNumberingAfterBreak="0">
+  <w:abstractNum w:abstractNumId="5" w15:restartNumberingAfterBreak="0">
     <w:nsid w:val="3D8D7FBA"/>
     <w:multiLevelType w:val="multilevel"/>
     <w:tmpl w:val="A9523712"/>
@@ -3440,7 +4406,7 @@
       </w:rPr>
     </w:lvl>
   </w:abstractNum>
-  <w:abstractNum w:abstractNumId="4" w15:restartNumberingAfterBreak="0">
+  <w:abstractNum w:abstractNumId="6" w15:restartNumberingAfterBreak="0">
     <w:nsid w:val="3FA15127"/>
     <w:multiLevelType w:val="multilevel"/>
     <w:tmpl w:val="F7A05AF0"/>
@@ -3589,7 +4555,7 @@
       </w:rPr>
     </w:lvl>
   </w:abstractNum>
-  <w:abstractNum w:abstractNumId="5" w15:restartNumberingAfterBreak="0">
+  <w:abstractNum w:abstractNumId="7" w15:restartNumberingAfterBreak="0">
     <w:nsid w:val="5FC72425"/>
     <w:multiLevelType w:val="multilevel"/>
     <w:tmpl w:val="A6023754"/>
@@ -3738,7 +4704,7 @@
       </w:rPr>
     </w:lvl>
   </w:abstractNum>
-  <w:abstractNum w:abstractNumId="6" w15:restartNumberingAfterBreak="0">
+  <w:abstractNum w:abstractNumId="8" w15:restartNumberingAfterBreak="0">
     <w:nsid w:val="633E0012"/>
     <w:multiLevelType w:val="multilevel"/>
     <w:tmpl w:val="CC902A1E"/>
@@ -3887,7 +4853,7 @@
       </w:rPr>
     </w:lvl>
   </w:abstractNum>
-  <w:abstractNum w:abstractNumId="7" w15:restartNumberingAfterBreak="0">
+  <w:abstractNum w:abstractNumId="9" w15:restartNumberingAfterBreak="0">
     <w:nsid w:val="64FE3CDE"/>
     <w:multiLevelType w:val="multilevel"/>
     <w:tmpl w:val="A63E1448"/>
@@ -4036,7 +5002,7 @@
       </w:rPr>
     </w:lvl>
   </w:abstractNum>
-  <w:abstractNum w:abstractNumId="8" w15:restartNumberingAfterBreak="0">
+  <w:abstractNum w:abstractNumId="10" w15:restartNumberingAfterBreak="0">
     <w:nsid w:val="65E70BCC"/>
     <w:multiLevelType w:val="multilevel"/>
     <w:tmpl w:val="7F5C5B4E"/>
@@ -4185,7 +5151,7 @@
       </w:rPr>
     </w:lvl>
   </w:abstractNum>
-  <w:abstractNum w:abstractNumId="9" w15:restartNumberingAfterBreak="0">
+  <w:abstractNum w:abstractNumId="11" w15:restartNumberingAfterBreak="0">
     <w:nsid w:val="6EBC6DB0"/>
     <w:multiLevelType w:val="multilevel"/>
     <w:tmpl w:val="A90E3234"/>
@@ -4334,7 +5300,7 @@
       </w:rPr>
     </w:lvl>
   </w:abstractNum>
-  <w:abstractNum w:abstractNumId="10" w15:restartNumberingAfterBreak="0">
+  <w:abstractNum w:abstractNumId="12" w15:restartNumberingAfterBreak="0">
     <w:nsid w:val="74292003"/>
     <w:multiLevelType w:val="multilevel"/>
     <w:tmpl w:val="9FF04D34"/>
@@ -4483,7 +5449,7 @@
       </w:rPr>
     </w:lvl>
   </w:abstractNum>
-  <w:abstractNum w:abstractNumId="11" w15:restartNumberingAfterBreak="0">
+  <w:abstractNum w:abstractNumId="13" w15:restartNumberingAfterBreak="0">
     <w:nsid w:val="7B0C4333"/>
     <w:multiLevelType w:val="multilevel"/>
     <w:tmpl w:val="71F077EE"/>
@@ -4633,40 +5599,46 @@
     </w:lvl>
   </w:abstractNum>
   <w:num w:numId="1" w16cid:durableId="927269553">
+    <w:abstractNumId w:val="9"/>
+  </w:num>
+  <w:num w:numId="2" w16cid:durableId="399452084">
+    <w:abstractNumId w:val="5"/>
+  </w:num>
+  <w:num w:numId="3" w16cid:durableId="52235866">
+    <w:abstractNumId w:val="8"/>
+  </w:num>
+  <w:num w:numId="4" w16cid:durableId="417794003">
+    <w:abstractNumId w:val="10"/>
+  </w:num>
+  <w:num w:numId="5" w16cid:durableId="915552451">
+    <w:abstractNumId w:val="13"/>
+  </w:num>
+  <w:num w:numId="6" w16cid:durableId="2035766905">
     <w:abstractNumId w:val="7"/>
   </w:num>
-  <w:num w:numId="2" w16cid:durableId="399452084">
-    <w:abstractNumId w:val="3"/>
+  <w:num w:numId="7" w16cid:durableId="220747644">
+    <w:abstractNumId w:val="2"/>
   </w:num>
-  <w:num w:numId="3" w16cid:durableId="52235866">
+  <w:num w:numId="8" w16cid:durableId="929317787">
+    <w:abstractNumId w:val="11"/>
+  </w:num>
+  <w:num w:numId="9" w16cid:durableId="397435307">
     <w:abstractNumId w:val="6"/>
   </w:num>
-  <w:num w:numId="4" w16cid:durableId="417794003">
-    <w:abstractNumId w:val="8"/>
-  </w:num>
-  <w:num w:numId="5" w16cid:durableId="915552451">
-    <w:abstractNumId w:val="11"/>
-  </w:num>
-  <w:num w:numId="6" w16cid:durableId="2035766905">
-    <w:abstractNumId w:val="5"/>
-  </w:num>
-  <w:num w:numId="7" w16cid:durableId="220747644">
-    <w:abstractNumId w:val="1"/>
-  </w:num>
-  <w:num w:numId="8" w16cid:durableId="929317787">
-    <w:abstractNumId w:val="9"/>
-  </w:num>
-  <w:num w:numId="9" w16cid:durableId="397435307">
-    <w:abstractNumId w:val="4"/>
-  </w:num>
   <w:num w:numId="10" w16cid:durableId="369964518">
-    <w:abstractNumId w:val="10"/>
+    <w:abstractNumId w:val="12"/>
   </w:num>
   <w:num w:numId="11" w16cid:durableId="1906452124">
-    <w:abstractNumId w:val="2"/>
+    <w:abstractNumId w:val="4"/>
   </w:num>
   <w:num w:numId="12" w16cid:durableId="889806086">
     <w:abstractNumId w:val="0"/>
+  </w:num>
+  <w:num w:numId="13" w16cid:durableId="1209875096">
+    <w:abstractNumId w:val="3"/>
+  </w:num>
+  <w:num w:numId="14" w16cid:durableId="1280867907">
+    <w:abstractNumId w:val="1"/>
   </w:num>
 </w:numbering>
 </file>
@@ -5273,6 +6245,7 @@
   <w:style w:type="character" w:default="1" w:styleId="DefaultParagraphFont">
     <w:name w:val="Default Paragraph Font"/>
     <w:uiPriority w:val="1"/>
+    <w:semiHidden/>
     <w:unhideWhenUsed/>
   </w:style>
   <w:style w:type="table" w:default="1" w:styleId="TableNormal">
@@ -5923,4 +6896,16 @@
     </a:ext>
   </a:extLst>
 </a:theme>
+</file>
+
+<file path=customXml/item1.xml><?xml version="1.0" encoding="utf-8"?>
+<b:Sources xmlns:b="http://schemas.openxmlformats.org/officeDocument/2006/bibliography" xmlns="http://schemas.openxmlformats.org/officeDocument/2006/bibliography" SelectedStyle="\APASixthEditionOfficeOnline.xsl" StyleName="APA" Version="6"/>
+</file>
+
+<file path=customXml/itemProps1.xml><?xml version="1.0" encoding="utf-8"?>
+<ds:datastoreItem xmlns:ds="http://schemas.openxmlformats.org/officeDocument/2006/customXml" ds:itemID="{51068D73-28AD-49F9-B16A-122462DC03EA}">
+  <ds:schemaRefs>
+    <ds:schemaRef ds:uri="http://schemas.openxmlformats.org/officeDocument/2006/bibliography"/>
+  </ds:schemaRefs>
+</ds:datastoreItem>
 </file>
--- a/Entrega-Parcial-IC.docx
+++ b/Entrega-Parcial-IC.docx
@@ -1226,9 +1226,19 @@
           <w:kern w:val="0"/>
           <w14:ligatures w14:val="none"/>
         </w:rPr>
-        <w:t xml:space="preserve"> = P(</w:t>
+        <w:t xml:space="preserve"> = </w:t>
+      </w:r>
+      <w:proofErr w:type="gramStart"/>
+      <w:r>
+        <w:rPr>
+          <w:rFonts w:ascii="Times New Roman" w:eastAsia="Times New Roman" w:hAnsi="Times New Roman" w:cs="Times New Roman"/>
+          <w:kern w:val="0"/>
+          <w14:ligatures w14:val="none"/>
+        </w:rPr>
+        <w:t>P(</w:t>
       </w:r>
       <w:proofErr w:type="spellStart"/>
+      <w:proofErr w:type="gramEnd"/>
       <w:r>
         <w:rPr>
           <w:rFonts w:ascii="Times New Roman" w:eastAsia="Times New Roman" w:hAnsi="Times New Roman" w:cs="Times New Roman"/>
@@ -1348,6 +1358,7 @@
         </w:rPr>
       </w:pPr>
       <w:proofErr w:type="spellStart"/>
+      <w:proofErr w:type="gramStart"/>
       <w:r>
         <w:rPr>
           <w:rFonts w:ascii="Times New Roman" w:eastAsia="Times New Roman" w:hAnsi="Times New Roman" w:cs="Times New Roman"/>
@@ -1375,6 +1386,7 @@
         <w:t>resultados</w:t>
       </w:r>
       <w:proofErr w:type="spellEnd"/>
+      <w:proofErr w:type="gramEnd"/>
       <w:r>
         <w:rPr>
           <w:rFonts w:ascii="Times New Roman" w:eastAsia="Times New Roman" w:hAnsi="Times New Roman" w:cs="Times New Roman"/>
@@ -2900,7 +2912,7 @@
     </w:p>
     <w:p>
       <w:pPr>
-        <w:spacing w:after="120" w:line="360" w:lineRule="auto"/>
+        <w:spacing w:after="0" w:line="360" w:lineRule="auto"/>
         <w:rPr>
           <w:rFonts w:ascii="Times New Roman" w:eastAsia="Times New Roman" w:hAnsi="Times New Roman" w:cs="Times New Roman"/>
           <w:b/>
@@ -2929,7 +2941,7 @@
     </w:p>
     <w:p>
       <w:pPr>
-        <w:spacing w:line="360" w:lineRule="auto"/>
+        <w:spacing w:after="0" w:line="360" w:lineRule="auto"/>
         <w:rPr>
           <w:rFonts w:ascii="Times New Roman" w:eastAsia="Times New Roman" w:hAnsi="Times New Roman" w:cs="Times New Roman"/>
           <w:kern w:val="0"/>
@@ -2957,6 +2969,242 @@
           <w:lang w:val="pt-BR"/>
           <w14:ligatures w14:val="none"/>
         </w:rPr>
+        <w:t xml:space="preserve">Os </w:t>
+      </w:r>
+      <w:r>
+        <w:rPr>
+          <w:rFonts w:ascii="Times New Roman" w:eastAsia="Times New Roman" w:hAnsi="Times New Roman" w:cs="Times New Roman"/>
+          <w:kern w:val="0"/>
+          <w:lang w:val="pt-BR"/>
+          <w14:ligatures w14:val="none"/>
+        </w:rPr>
+        <w:t xml:space="preserve">dados disponíveis </w:t>
+      </w:r>
+      <w:r>
+        <w:rPr>
+          <w:rFonts w:ascii="Times New Roman" w:eastAsia="Times New Roman" w:hAnsi="Times New Roman" w:cs="Times New Roman"/>
+          <w:kern w:val="0"/>
+          <w:lang w:val="pt-BR"/>
+          <w14:ligatures w14:val="none"/>
+        </w:rPr>
+        <w:t xml:space="preserve">através da coleta em redes sociais </w:t>
+      </w:r>
+      <w:r>
+        <w:rPr>
+          <w:rFonts w:ascii="Times New Roman" w:eastAsia="Times New Roman" w:hAnsi="Times New Roman" w:cs="Times New Roman"/>
+          <w:kern w:val="0"/>
+          <w:lang w:val="pt-BR"/>
+          <w14:ligatures w14:val="none"/>
+        </w:rPr>
+        <w:t>são</w:t>
+      </w:r>
+      <w:r>
+        <w:rPr>
+          <w:rFonts w:ascii="Times New Roman" w:eastAsia="Times New Roman" w:hAnsi="Times New Roman" w:cs="Times New Roman"/>
+          <w:kern w:val="0"/>
+          <w:lang w:val="pt-BR"/>
+          <w14:ligatures w14:val="none"/>
+        </w:rPr>
+        <w:t xml:space="preserve"> capaz</w:t>
+      </w:r>
+      <w:r>
+        <w:rPr>
+          <w:rFonts w:ascii="Times New Roman" w:eastAsia="Times New Roman" w:hAnsi="Times New Roman" w:cs="Times New Roman"/>
+          <w:kern w:val="0"/>
+          <w:lang w:val="pt-BR"/>
+          <w14:ligatures w14:val="none"/>
+        </w:rPr>
+        <w:t>es</w:t>
+      </w:r>
+      <w:r>
+        <w:rPr>
+          <w:rFonts w:ascii="Times New Roman" w:eastAsia="Times New Roman" w:hAnsi="Times New Roman" w:cs="Times New Roman"/>
+          <w:kern w:val="0"/>
+          <w:lang w:val="pt-BR"/>
+          <w14:ligatures w14:val="none"/>
+        </w:rPr>
+        <w:t xml:space="preserve"> de fornecer informações valiosas acerca das preferências e opiniões de diferentes grupos</w:t>
+      </w:r>
+      <w:r>
+        <w:rPr>
+          <w:rFonts w:ascii="Times New Roman" w:eastAsia="Times New Roman" w:hAnsi="Times New Roman" w:cs="Times New Roman"/>
+          <w:kern w:val="0"/>
+          <w:lang w:val="pt-BR"/>
+          <w14:ligatures w14:val="none"/>
+        </w:rPr>
+        <w:t xml:space="preserve"> sociais</w:t>
+      </w:r>
+      <w:r>
+        <w:rPr>
+          <w:rFonts w:ascii="Times New Roman" w:eastAsia="Times New Roman" w:hAnsi="Times New Roman" w:cs="Times New Roman"/>
+          <w:kern w:val="0"/>
+          <w:lang w:val="pt-BR"/>
+          <w14:ligatures w14:val="none"/>
+        </w:rPr>
+        <w:t xml:space="preserve">; como </w:t>
+      </w:r>
+      <w:r>
+        <w:rPr>
+          <w:rFonts w:ascii="Times New Roman" w:eastAsia="Times New Roman" w:hAnsi="Times New Roman" w:cs="Times New Roman"/>
+          <w:kern w:val="0"/>
+          <w:lang w:val="pt-BR"/>
+          <w14:ligatures w14:val="none"/>
+        </w:rPr>
+        <w:t>os</w:t>
+      </w:r>
+      <w:r>
+        <w:rPr>
+          <w:rFonts w:ascii="Times New Roman" w:eastAsia="Times New Roman" w:hAnsi="Times New Roman" w:cs="Times New Roman"/>
+          <w:kern w:val="0"/>
+          <w:lang w:val="pt-BR"/>
+          <w14:ligatures w14:val="none"/>
+        </w:rPr>
+        <w:t xml:space="preserve"> resultados de processos eleitorais</w:t>
+      </w:r>
+      <w:r>
+        <w:rPr>
+          <w:rFonts w:ascii="Times New Roman" w:eastAsia="Times New Roman" w:hAnsi="Times New Roman" w:cs="Times New Roman"/>
+          <w:kern w:val="0"/>
+          <w:lang w:val="pt-BR"/>
+          <w14:ligatures w14:val="none"/>
+        </w:rPr>
+        <w:t xml:space="preserve"> </w:t>
+      </w:r>
+      <w:r>
+        <w:rPr>
+          <w:rFonts w:ascii="Times New Roman" w:eastAsia="Times New Roman" w:hAnsi="Times New Roman" w:cs="Times New Roman"/>
+          <w:kern w:val="0"/>
+          <w:lang w:val="pt-BR"/>
+          <w14:ligatures w14:val="none"/>
+        </w:rPr>
+        <w:t xml:space="preserve">(Ait Hammou, Ait Lahcen, </w:t>
+      </w:r>
+      <w:r>
+        <w:rPr>
+          <w:rFonts w:ascii="Times New Roman" w:eastAsia="Times New Roman" w:hAnsi="Times New Roman" w:cs="Times New Roman"/>
+          <w:kern w:val="0"/>
+          <w:lang w:val="pt-BR"/>
+          <w14:ligatures w14:val="none"/>
+        </w:rPr>
+        <w:t>e</w:t>
+      </w:r>
+      <w:r>
+        <w:rPr>
+          <w:rFonts w:ascii="Times New Roman" w:eastAsia="Times New Roman" w:hAnsi="Times New Roman" w:cs="Times New Roman"/>
+          <w:kern w:val="0"/>
+          <w:lang w:val="pt-BR"/>
+          <w14:ligatures w14:val="none"/>
+        </w:rPr>
+        <w:t xml:space="preserve"> Mouline 2020; Burnap et al. 2016).</w:t>
+      </w:r>
+      <w:r>
+        <w:rPr>
+          <w:rFonts w:ascii="Times New Roman" w:eastAsia="Times New Roman" w:hAnsi="Times New Roman" w:cs="Times New Roman"/>
+          <w:kern w:val="0"/>
+          <w:lang w:val="pt-BR"/>
+          <w14:ligatures w14:val="none"/>
+        </w:rPr>
+        <w:t xml:space="preserve"> Os eleitores brasileiros declaram as redes sociais como </w:t>
+      </w:r>
+      <w:r>
+        <w:rPr>
+          <w:rFonts w:ascii="Times New Roman" w:eastAsia="Times New Roman" w:hAnsi="Times New Roman" w:cs="Times New Roman"/>
+          <w:kern w:val="0"/>
+          <w:lang w:val="pt-BR"/>
+          <w14:ligatures w14:val="none"/>
+        </w:rPr>
+        <w:t>um meio de extração</w:t>
+      </w:r>
+      <w:r>
+        <w:rPr>
+          <w:rFonts w:ascii="Times New Roman" w:eastAsia="Times New Roman" w:hAnsi="Times New Roman" w:cs="Times New Roman"/>
+          <w:kern w:val="0"/>
+          <w:lang w:val="pt-BR"/>
+          <w14:ligatures w14:val="none"/>
+        </w:rPr>
+        <w:t xml:space="preserve"> de informações importantes para o embasamento de suas decisões eleitorais (Senado 2019).</w:t>
+      </w:r>
+      <w:r>
+        <w:rPr>
+          <w:rFonts w:ascii="Times New Roman" w:eastAsia="Times New Roman" w:hAnsi="Times New Roman" w:cs="Times New Roman"/>
+          <w:kern w:val="0"/>
+          <w:lang w:val="pt-BR"/>
+          <w14:ligatures w14:val="none"/>
+        </w:rPr>
+        <w:t xml:space="preserve"> </w:t>
+      </w:r>
+      <w:r>
+        <w:rPr>
+          <w:rFonts w:ascii="Times New Roman" w:eastAsia="Times New Roman" w:hAnsi="Times New Roman" w:cs="Times New Roman"/>
+          <w:kern w:val="0"/>
+          <w:lang w:val="pt-BR"/>
+          <w14:ligatures w14:val="none"/>
+        </w:rPr>
+        <w:t xml:space="preserve">A </w:t>
+      </w:r>
+      <w:r>
+        <w:rPr>
+          <w:rFonts w:ascii="Times New Roman" w:eastAsia="Times New Roman" w:hAnsi="Times New Roman" w:cs="Times New Roman"/>
+          <w:kern w:val="0"/>
+          <w:lang w:val="pt-BR"/>
+          <w14:ligatures w14:val="none"/>
+        </w:rPr>
+        <w:t xml:space="preserve">literatura </w:t>
+      </w:r>
+      <w:r>
+        <w:rPr>
+          <w:rFonts w:ascii="Times New Roman" w:eastAsia="Times New Roman" w:hAnsi="Times New Roman" w:cs="Times New Roman"/>
+          <w:kern w:val="0"/>
+          <w:lang w:val="pt-BR"/>
+          <w14:ligatures w14:val="none"/>
+        </w:rPr>
+        <w:t xml:space="preserve">demonstra que o desempenho econômico influencia sistematicamente o comportamento eleitoral, fenômeno amplamente discutido nos modelos de </w:t>
+      </w:r>
+      <w:r>
+        <w:rPr>
+          <w:rFonts w:ascii="Times New Roman" w:eastAsia="Times New Roman" w:hAnsi="Times New Roman" w:cs="Times New Roman"/>
+          <w:i/>
+          <w:iCs/>
+          <w:kern w:val="0"/>
+          <w:lang w:val="pt-BR"/>
+          <w14:ligatures w14:val="none"/>
+        </w:rPr>
+        <w:t>economic voting</w:t>
+      </w:r>
+      <w:r>
+        <w:rPr>
+          <w:rFonts w:ascii="Times New Roman" w:eastAsia="Times New Roman" w:hAnsi="Times New Roman" w:cs="Times New Roman"/>
+          <w:kern w:val="0"/>
+          <w:lang w:val="pt-BR"/>
+          <w14:ligatures w14:val="none"/>
+        </w:rPr>
+        <w:t xml:space="preserve"> (Nordhaus, 1975; Hibbs, 1977; Palmer e Whitten, 2000)</w:t>
+      </w:r>
+      <w:r>
+        <w:rPr>
+          <w:rFonts w:ascii="Times New Roman" w:eastAsia="Times New Roman" w:hAnsi="Times New Roman" w:cs="Times New Roman"/>
+          <w:kern w:val="0"/>
+          <w:lang w:val="pt-BR"/>
+          <w14:ligatures w14:val="none"/>
+        </w:rPr>
+        <w:t>.</w:t>
+      </w:r>
+      <w:r>
+        <w:rPr>
+          <w:rFonts w:ascii="Times New Roman" w:eastAsia="Times New Roman" w:hAnsi="Times New Roman" w:cs="Times New Roman"/>
+          <w:kern w:val="0"/>
+          <w:lang w:val="pt-BR"/>
+          <w14:ligatures w14:val="none"/>
+        </w:rPr>
+        <w:t xml:space="preserve"> </w:t>
+      </w:r>
+      <w:r>
+        <w:rPr>
+          <w:rFonts w:ascii="Times New Roman" w:eastAsia="Times New Roman" w:hAnsi="Times New Roman" w:cs="Times New Roman"/>
+          <w:kern w:val="0"/>
+          <w:lang w:val="pt-BR"/>
+          <w14:ligatures w14:val="none"/>
+        </w:rPr>
         <w:t>Tanto os</w:t>
       </w:r>
       <w:r>
@@ -3074,7 +3322,34 @@
           <w:lang w:val="pt-BR"/>
           <w14:ligatures w14:val="none"/>
         </w:rPr>
-        <w:t>A</w:t>
+        <w:t>Nessa lógica</w:t>
+      </w:r>
+      <w:r>
+        <w:rPr>
+          <w:rFonts w:ascii="Times New Roman" w:eastAsia="Times New Roman" w:hAnsi="Times New Roman" w:cs="Times New Roman"/>
+          <w:kern w:val="0"/>
+          <w:lang w:val="pt-BR"/>
+          <w14:ligatures w14:val="none"/>
+        </w:rPr>
+        <w:t>, eleitores utilizam informações sobre inflação, desemprego e crescimento como heurísticas para avaliar incumbentes e formular expectativas</w:t>
+      </w:r>
+      <w:r>
+        <w:rPr>
+          <w:rFonts w:ascii="Times New Roman" w:eastAsia="Times New Roman" w:hAnsi="Times New Roman" w:cs="Times New Roman"/>
+          <w:kern w:val="0"/>
+          <w:lang w:val="pt-BR"/>
+          <w14:ligatures w14:val="none"/>
+        </w:rPr>
+        <w:t>, essas</w:t>
+      </w:r>
+      <w:r>
+        <w:rPr>
+          <w:rFonts w:ascii="Times New Roman" w:eastAsia="Times New Roman" w:hAnsi="Times New Roman" w:cs="Times New Roman"/>
+          <w:kern w:val="0"/>
+          <w:lang w:val="pt-BR"/>
+          <w14:ligatures w14:val="none"/>
+        </w:rPr>
+        <w:t xml:space="preserve"> sendo a</w:t>
       </w:r>
       <w:r>
         <w:rPr>
@@ -3092,25 +3367,7 @@
           <w:lang w:val="pt-BR"/>
           <w14:ligatures w14:val="none"/>
         </w:rPr>
-        <w:t xml:space="preserve">extensividade dos </w:t>
-      </w:r>
-      <w:r>
-        <w:rPr>
-          <w:rFonts w:ascii="Times New Roman" w:eastAsia="Times New Roman" w:hAnsi="Times New Roman" w:cs="Times New Roman"/>
-          <w:kern w:val="0"/>
-          <w:lang w:val="pt-BR"/>
-          <w14:ligatures w14:val="none"/>
-        </w:rPr>
-        <w:t>dados disponíve</w:t>
-      </w:r>
-      <w:r>
-        <w:rPr>
-          <w:rFonts w:ascii="Times New Roman" w:eastAsia="Times New Roman" w:hAnsi="Times New Roman" w:cs="Times New Roman"/>
-          <w:kern w:val="0"/>
-          <w:lang w:val="pt-BR"/>
-          <w14:ligatures w14:val="none"/>
-        </w:rPr>
-        <w:t>is</w:t>
+        <w:t>base para tomada de decisão.</w:t>
       </w:r>
       <w:r>
         <w:rPr>
@@ -3121,68 +3378,55 @@
         </w:rPr>
         <w:t xml:space="preserve"> </w:t>
       </w:r>
-      <w:r>
-        <w:rPr>
-          <w:rFonts w:ascii="Times New Roman" w:eastAsia="Times New Roman" w:hAnsi="Times New Roman" w:cs="Times New Roman"/>
-          <w:kern w:val="0"/>
-          <w:lang w:val="pt-BR"/>
-          <w14:ligatures w14:val="none"/>
-        </w:rPr>
-        <w:t>através da coleta em</w:t>
-      </w:r>
-      <w:r>
-        <w:rPr>
-          <w:rFonts w:ascii="Times New Roman" w:eastAsia="Times New Roman" w:hAnsi="Times New Roman" w:cs="Times New Roman"/>
-          <w:kern w:val="0"/>
-          <w:lang w:val="pt-BR"/>
-          <w14:ligatures w14:val="none"/>
-        </w:rPr>
-        <w:t xml:space="preserve"> redes sociais </w:t>
-      </w:r>
-      <w:r>
-        <w:rPr>
-          <w:rFonts w:ascii="Times New Roman" w:eastAsia="Times New Roman" w:hAnsi="Times New Roman" w:cs="Times New Roman"/>
-          <w:kern w:val="0"/>
-          <w:lang w:val="pt-BR"/>
-          <w14:ligatures w14:val="none"/>
-        </w:rPr>
-        <w:t>é</w:t>
-      </w:r>
-      <w:r>
-        <w:rPr>
-          <w:rFonts w:ascii="Times New Roman" w:eastAsia="Times New Roman" w:hAnsi="Times New Roman" w:cs="Times New Roman"/>
-          <w:kern w:val="0"/>
-          <w:lang w:val="pt-BR"/>
-          <w14:ligatures w14:val="none"/>
-        </w:rPr>
-        <w:t xml:space="preserve"> capaz</w:t>
-      </w:r>
-      <w:r>
-        <w:rPr>
-          <w:rFonts w:ascii="Times New Roman" w:eastAsia="Times New Roman" w:hAnsi="Times New Roman" w:cs="Times New Roman"/>
-          <w:kern w:val="0"/>
-          <w:lang w:val="pt-BR"/>
-          <w14:ligatures w14:val="none"/>
-        </w:rPr>
-        <w:t xml:space="preserve"> de fornecer informações valiosas acerca das preferências e opiniões de diferentes grupos sociais dentro do escopo de variados </w:t>
-      </w:r>
-      <w:r>
-        <w:rPr>
-          <w:rFonts w:ascii="Times New Roman" w:eastAsia="Times New Roman" w:hAnsi="Times New Roman" w:cs="Times New Roman"/>
-          <w:kern w:val="0"/>
-          <w:lang w:val="pt-BR"/>
-          <w14:ligatures w14:val="none"/>
-        </w:rPr>
-        <w:t>contextos discursivos</w:t>
-      </w:r>
-      <w:r>
-        <w:rPr>
-          <w:rFonts w:ascii="Times New Roman" w:eastAsia="Times New Roman" w:hAnsi="Times New Roman" w:cs="Times New Roman"/>
-          <w:kern w:val="0"/>
-          <w:lang w:val="pt-BR"/>
-          <w14:ligatures w14:val="none"/>
-        </w:rPr>
-        <w:t>;</w:t>
+    </w:p>
+    <w:p>
+      <w:pPr>
+        <w:spacing w:after="0" w:line="360" w:lineRule="auto"/>
+        <w:ind w:firstLine="720"/>
+        <w:rPr>
+          <w:rFonts w:ascii="Times New Roman" w:eastAsia="Times New Roman" w:hAnsi="Times New Roman" w:cs="Times New Roman"/>
+          <w:kern w:val="0"/>
+          <w:lang w:val="pt-BR"/>
+          <w14:ligatures w14:val="none"/>
+        </w:rPr>
+      </w:pPr>
+      <w:r>
+        <w:rPr>
+          <w:rFonts w:ascii="Times New Roman" w:eastAsia="Times New Roman" w:hAnsi="Times New Roman" w:cs="Times New Roman"/>
+          <w:kern w:val="0"/>
+          <w:lang w:val="pt-BR"/>
+          <w14:ligatures w14:val="none"/>
+        </w:rPr>
+        <w:t xml:space="preserve">Tradicionalmente, a análise dessas dinâmicas fundamenta-se em indicadores objetivos — os chamados </w:t>
+      </w:r>
+      <w:r>
+        <w:rPr>
+          <w:rFonts w:ascii="Times New Roman" w:eastAsia="Times New Roman" w:hAnsi="Times New Roman" w:cs="Times New Roman"/>
+          <w:i/>
+          <w:iCs/>
+          <w:kern w:val="0"/>
+          <w:lang w:val="pt-BR"/>
+          <w14:ligatures w14:val="none"/>
+        </w:rPr>
+        <w:t>hard data</w:t>
+      </w:r>
+      <w:r>
+        <w:rPr>
+          <w:rFonts w:ascii="Times New Roman" w:eastAsia="Times New Roman" w:hAnsi="Times New Roman" w:cs="Times New Roman"/>
+          <w:kern w:val="0"/>
+          <w:lang w:val="pt-BR"/>
+          <w14:ligatures w14:val="none"/>
+        </w:rPr>
+        <w:t xml:space="preserve"> — como Produto Interno Bruto, taxa de desemprego e índices de preços. Entretanto, desde a incorporação das expectativas nos modelos macroeconômicos (Muth, 1961; Lucas, 1972), tornou-se evidente que variáveis subjetivas exercem papel fundamental na dinâmica econômica. Nesse contexto, </w:t>
+      </w:r>
+      <w:r>
+        <w:rPr>
+          <w:rFonts w:ascii="Times New Roman" w:eastAsia="Times New Roman" w:hAnsi="Times New Roman" w:cs="Times New Roman"/>
+          <w:kern w:val="0"/>
+          <w:lang w:val="pt-BR"/>
+          <w14:ligatures w14:val="none"/>
+        </w:rPr>
+        <w:t>adquirem</w:t>
       </w:r>
       <w:r>
         <w:rPr>
@@ -3200,25 +3444,177 @@
           <w:lang w:val="pt-BR"/>
           <w14:ligatures w14:val="none"/>
         </w:rPr>
-        <w:t>como os</w:t>
-      </w:r>
-      <w:r>
-        <w:rPr>
-          <w:rFonts w:ascii="Times New Roman" w:eastAsia="Times New Roman" w:hAnsi="Times New Roman" w:cs="Times New Roman"/>
-          <w:kern w:val="0"/>
-          <w:lang w:val="pt-BR"/>
-          <w14:ligatures w14:val="none"/>
-        </w:rPr>
-        <w:t xml:space="preserve"> resultados de processos eleitorais</w:t>
-      </w:r>
-      <w:r>
-        <w:rPr>
-          <w:rFonts w:ascii="Times New Roman" w:eastAsia="Times New Roman" w:hAnsi="Times New Roman" w:cs="Times New Roman"/>
-          <w:kern w:val="0"/>
-          <w:lang w:val="pt-BR"/>
-          <w14:ligatures w14:val="none"/>
-        </w:rPr>
-        <w:t xml:space="preserve"> ou os movimentos da bolsa-de-valores</w:t>
+        <w:t xml:space="preserve">relevância os chamados </w:t>
+      </w:r>
+      <w:r>
+        <w:rPr>
+          <w:rFonts w:ascii="Times New Roman" w:eastAsia="Times New Roman" w:hAnsi="Times New Roman" w:cs="Times New Roman"/>
+          <w:i/>
+          <w:iCs/>
+          <w:kern w:val="0"/>
+          <w:lang w:val="pt-BR"/>
+          <w14:ligatures w14:val="none"/>
+        </w:rPr>
+        <w:t>soft data</w:t>
+      </w:r>
+      <w:r>
+        <w:rPr>
+          <w:rFonts w:ascii="Times New Roman" w:eastAsia="Times New Roman" w:hAnsi="Times New Roman" w:cs="Times New Roman"/>
+          <w:kern w:val="0"/>
+          <w:lang w:val="pt-BR"/>
+          <w14:ligatures w14:val="none"/>
+        </w:rPr>
+        <w:t xml:space="preserve">, que capturam percepções, </w:t>
+      </w:r>
+      <w:r>
+        <w:rPr>
+          <w:rFonts w:ascii="Times New Roman" w:eastAsia="Times New Roman" w:hAnsi="Times New Roman" w:cs="Times New Roman"/>
+          <w:kern w:val="0"/>
+          <w:lang w:val="pt-BR"/>
+          <w14:ligatures w14:val="none"/>
+        </w:rPr>
+        <w:t>hipóteses</w:t>
+      </w:r>
+      <w:r>
+        <w:rPr>
+          <w:rFonts w:ascii="Times New Roman" w:eastAsia="Times New Roman" w:hAnsi="Times New Roman" w:cs="Times New Roman"/>
+          <w:kern w:val="0"/>
+          <w:lang w:val="pt-BR"/>
+          <w14:ligatures w14:val="none"/>
+        </w:rPr>
+        <w:t xml:space="preserve"> e </w:t>
+      </w:r>
+      <w:r>
+        <w:rPr>
+          <w:rFonts w:ascii="Times New Roman" w:eastAsia="Times New Roman" w:hAnsi="Times New Roman" w:cs="Times New Roman"/>
+          <w:kern w:val="0"/>
+          <w:lang w:val="pt-BR"/>
+          <w14:ligatures w14:val="none"/>
+        </w:rPr>
+        <w:t>expectativas</w:t>
+      </w:r>
+      <w:r>
+        <w:rPr>
+          <w:rFonts w:ascii="Times New Roman" w:eastAsia="Times New Roman" w:hAnsi="Times New Roman" w:cs="Times New Roman"/>
+          <w:kern w:val="0"/>
+          <w:lang w:val="pt-BR"/>
+          <w14:ligatures w14:val="none"/>
+        </w:rPr>
+        <w:t xml:space="preserve"> d</w:t>
+      </w:r>
+      <w:r>
+        <w:rPr>
+          <w:rFonts w:ascii="Times New Roman" w:eastAsia="Times New Roman" w:hAnsi="Times New Roman" w:cs="Times New Roman"/>
+          <w:kern w:val="0"/>
+          <w:lang w:val="pt-BR"/>
+          <w14:ligatures w14:val="none"/>
+        </w:rPr>
+        <w:t>e diversos</w:t>
+      </w:r>
+      <w:r>
+        <w:rPr>
+          <w:rFonts w:ascii="Times New Roman" w:eastAsia="Times New Roman" w:hAnsi="Times New Roman" w:cs="Times New Roman"/>
+          <w:kern w:val="0"/>
+          <w:lang w:val="pt-BR"/>
+          <w14:ligatures w14:val="none"/>
+        </w:rPr>
+        <w:t xml:space="preserve"> agentes, como índices de confiança do consumidor e pesquisas de opinião. Estudos recentes indicam que tais medidas podem atuar como </w:t>
+      </w:r>
+      <w:r>
+        <w:rPr>
+          <w:rFonts w:ascii="Times New Roman" w:eastAsia="Times New Roman" w:hAnsi="Times New Roman" w:cs="Times New Roman"/>
+          <w:i/>
+          <w:iCs/>
+          <w:kern w:val="0"/>
+          <w:lang w:val="pt-BR"/>
+          <w14:ligatures w14:val="none"/>
+        </w:rPr>
+        <w:t>leading indicators</w:t>
+      </w:r>
+      <w:r>
+        <w:rPr>
+          <w:rFonts w:ascii="Times New Roman" w:eastAsia="Times New Roman" w:hAnsi="Times New Roman" w:cs="Times New Roman"/>
+          <w:kern w:val="0"/>
+          <w:lang w:val="pt-BR"/>
+          <w14:ligatures w14:val="none"/>
+        </w:rPr>
+        <w:t xml:space="preserve">, contribuindo para exercícios de </w:t>
+      </w:r>
+      <w:r>
+        <w:rPr>
+          <w:rFonts w:ascii="Times New Roman" w:eastAsia="Times New Roman" w:hAnsi="Times New Roman" w:cs="Times New Roman"/>
+          <w:i/>
+          <w:iCs/>
+          <w:kern w:val="0"/>
+          <w:lang w:val="pt-BR"/>
+          <w14:ligatures w14:val="none"/>
+        </w:rPr>
+        <w:t xml:space="preserve">forecasting </w:t>
+      </w:r>
+      <w:r>
+        <w:rPr>
+          <w:rFonts w:ascii="Times New Roman" w:eastAsia="Times New Roman" w:hAnsi="Times New Roman" w:cs="Times New Roman"/>
+          <w:kern w:val="0"/>
+          <w:lang w:val="pt-BR"/>
+          <w14:ligatures w14:val="none"/>
+        </w:rPr>
+        <w:t xml:space="preserve">e </w:t>
+      </w:r>
+      <w:r>
+        <w:rPr>
+          <w:rFonts w:ascii="Times New Roman" w:eastAsia="Times New Roman" w:hAnsi="Times New Roman" w:cs="Times New Roman"/>
+          <w:i/>
+          <w:iCs/>
+          <w:kern w:val="0"/>
+          <w:lang w:val="pt-BR"/>
+          <w14:ligatures w14:val="none"/>
+        </w:rPr>
+        <w:t>nowcasting</w:t>
+      </w:r>
+      <w:r>
+        <w:rPr>
+          <w:rFonts w:ascii="Times New Roman" w:eastAsia="Times New Roman" w:hAnsi="Times New Roman" w:cs="Times New Roman"/>
+          <w:kern w:val="0"/>
+          <w:lang w:val="pt-BR"/>
+          <w14:ligatures w14:val="none"/>
+        </w:rPr>
+        <w:t xml:space="preserve"> macroeconômico.</w:t>
+      </w:r>
+      <w:r>
+        <w:rPr>
+          <w:rFonts w:ascii="Times New Roman" w:eastAsia="Times New Roman" w:hAnsi="Times New Roman" w:cs="Times New Roman"/>
+          <w:kern w:val="0"/>
+          <w:lang w:val="pt-BR"/>
+          <w14:ligatures w14:val="none"/>
+        </w:rPr>
+        <w:t xml:space="preserve"> O discurso disposto nas redes sociais não </w:t>
+      </w:r>
+      <w:r>
+        <w:rPr>
+          <w:rFonts w:ascii="Times New Roman" w:eastAsia="Times New Roman" w:hAnsi="Times New Roman" w:cs="Times New Roman"/>
+          <w:kern w:val="0"/>
+          <w:lang w:val="pt-BR"/>
+          <w14:ligatures w14:val="none"/>
+        </w:rPr>
+        <w:t>possui</w:t>
+      </w:r>
+      <w:r>
+        <w:rPr>
+          <w:rFonts w:ascii="Times New Roman" w:eastAsia="Times New Roman" w:hAnsi="Times New Roman" w:cs="Times New Roman"/>
+          <w:kern w:val="0"/>
+          <w:lang w:val="pt-BR"/>
+          <w14:ligatures w14:val="none"/>
+        </w:rPr>
+        <w:t xml:space="preserve"> um</w:t>
+      </w:r>
+      <w:r>
+        <w:rPr>
+          <w:rFonts w:ascii="Times New Roman" w:eastAsia="Times New Roman" w:hAnsi="Times New Roman" w:cs="Times New Roman"/>
+          <w:kern w:val="0"/>
+          <w:lang w:val="pt-BR"/>
+          <w14:ligatures w14:val="none"/>
+        </w:rPr>
+        <w:t>a</w:t>
       </w:r>
       <w:r>
         <w:rPr>
@@ -3236,25 +3632,359 @@
           <w:lang w:val="pt-BR"/>
           <w14:ligatures w14:val="none"/>
         </w:rPr>
-        <w:t xml:space="preserve">(Ait Hammou, Ait Lahcen, </w:t>
-      </w:r>
-      <w:r>
-        <w:rPr>
-          <w:rFonts w:ascii="Times New Roman" w:eastAsia="Times New Roman" w:hAnsi="Times New Roman" w:cs="Times New Roman"/>
-          <w:kern w:val="0"/>
-          <w:lang w:val="pt-BR"/>
-          <w14:ligatures w14:val="none"/>
-        </w:rPr>
-        <w:t>e</w:t>
-      </w:r>
-      <w:r>
-        <w:rPr>
-          <w:rFonts w:ascii="Times New Roman" w:eastAsia="Times New Roman" w:hAnsi="Times New Roman" w:cs="Times New Roman"/>
-          <w:kern w:val="0"/>
-          <w:lang w:val="pt-BR"/>
-          <w14:ligatures w14:val="none"/>
-        </w:rPr>
-        <w:t xml:space="preserve"> Mouline 2020; Burnap et al. 2016).</w:t>
+        <w:t>estrutura formal</w:t>
+      </w:r>
+      <w:r>
+        <w:rPr>
+          <w:rFonts w:ascii="Times New Roman" w:eastAsia="Times New Roman" w:hAnsi="Times New Roman" w:cs="Times New Roman"/>
+          <w:kern w:val="0"/>
+          <w:lang w:val="pt-BR"/>
+          <w14:ligatures w14:val="none"/>
+        </w:rPr>
+        <w:t xml:space="preserve"> pré-definid</w:t>
+      </w:r>
+      <w:r>
+        <w:rPr>
+          <w:rFonts w:ascii="Times New Roman" w:eastAsia="Times New Roman" w:hAnsi="Times New Roman" w:cs="Times New Roman"/>
+          <w:kern w:val="0"/>
+          <w:lang w:val="pt-BR"/>
+          <w14:ligatures w14:val="none"/>
+        </w:rPr>
+        <w:t>a,</w:t>
+      </w:r>
+      <w:r>
+        <w:rPr>
+          <w:rFonts w:ascii="Times New Roman" w:eastAsia="Times New Roman" w:hAnsi="Times New Roman" w:cs="Times New Roman"/>
+          <w:kern w:val="0"/>
+          <w:lang w:val="pt-BR"/>
+          <w14:ligatures w14:val="none"/>
+        </w:rPr>
+        <w:t xml:space="preserve"> nem é organizado de maneira única</w:t>
+      </w:r>
+      <w:r>
+        <w:rPr>
+          <w:rFonts w:ascii="Times New Roman" w:eastAsia="Times New Roman" w:hAnsi="Times New Roman" w:cs="Times New Roman"/>
+          <w:kern w:val="0"/>
+          <w:lang w:val="pt-BR"/>
+          <w14:ligatures w14:val="none"/>
+        </w:rPr>
+        <w:t xml:space="preserve">; a </w:t>
+      </w:r>
+      <w:r>
+        <w:rPr>
+          <w:rFonts w:ascii="Times New Roman" w:eastAsia="Times New Roman" w:hAnsi="Times New Roman" w:cs="Times New Roman"/>
+          <w:kern w:val="0"/>
+          <w:lang w:val="pt-BR"/>
+          <w14:ligatures w14:val="none"/>
+        </w:rPr>
+        <w:t xml:space="preserve">extensa </w:t>
+      </w:r>
+      <w:r>
+        <w:rPr>
+          <w:rFonts w:ascii="Times New Roman" w:eastAsia="Times New Roman" w:hAnsi="Times New Roman" w:cs="Times New Roman"/>
+          <w:kern w:val="0"/>
+          <w:lang w:val="pt-BR"/>
+          <w14:ligatures w14:val="none"/>
+        </w:rPr>
+        <w:t>disponibilidade de dados textuais não estruturados (</w:t>
+      </w:r>
+      <w:r>
+        <w:rPr>
+          <w:rFonts w:ascii="Times New Roman" w:eastAsia="Times New Roman" w:hAnsi="Times New Roman" w:cs="Times New Roman"/>
+          <w:i/>
+          <w:iCs/>
+          <w:kern w:val="0"/>
+          <w:lang w:val="pt-BR"/>
+          <w14:ligatures w14:val="none"/>
+        </w:rPr>
+        <w:t>unstructured data</w:t>
+      </w:r>
+      <w:r>
+        <w:rPr>
+          <w:rFonts w:ascii="Times New Roman" w:eastAsia="Times New Roman" w:hAnsi="Times New Roman" w:cs="Times New Roman"/>
+          <w:kern w:val="0"/>
+          <w:lang w:val="pt-BR"/>
+          <w14:ligatures w14:val="none"/>
+        </w:rPr>
+        <w:t xml:space="preserve">) </w:t>
+      </w:r>
+      <w:r>
+        <w:rPr>
+          <w:rFonts w:ascii="Times New Roman" w:eastAsia="Times New Roman" w:hAnsi="Times New Roman" w:cs="Times New Roman"/>
+          <w:kern w:val="0"/>
+          <w:lang w:val="pt-BR"/>
+          <w14:ligatures w14:val="none"/>
+        </w:rPr>
+        <w:t>resultou na</w:t>
+      </w:r>
+      <w:r>
+        <w:rPr>
+          <w:rFonts w:ascii="Times New Roman" w:eastAsia="Times New Roman" w:hAnsi="Times New Roman" w:cs="Times New Roman"/>
+          <w:kern w:val="0"/>
+          <w:lang w:val="pt-BR"/>
+          <w14:ligatures w14:val="none"/>
+        </w:rPr>
+        <w:t xml:space="preserve"> sua incorporação em modelos capazes de transformar linguagem em variáveis analíticas, utilizando técnicas como </w:t>
+      </w:r>
+      <w:r>
+        <w:rPr>
+          <w:rFonts w:ascii="Times New Roman" w:eastAsia="Times New Roman" w:hAnsi="Times New Roman" w:cs="Times New Roman"/>
+          <w:i/>
+          <w:iCs/>
+          <w:kern w:val="0"/>
+          <w:lang w:val="pt-BR"/>
+          <w14:ligatures w14:val="none"/>
+        </w:rPr>
+        <w:t>Natural Language Processing</w:t>
+      </w:r>
+      <w:r>
+        <w:rPr>
+          <w:rFonts w:ascii="Times New Roman" w:eastAsia="Times New Roman" w:hAnsi="Times New Roman" w:cs="Times New Roman"/>
+          <w:kern w:val="0"/>
+          <w:lang w:val="pt-BR"/>
+          <w14:ligatures w14:val="none"/>
+        </w:rPr>
+        <w:t xml:space="preserve"> (NLP), métodos supervisionados de </w:t>
+      </w:r>
+      <w:r>
+        <w:rPr>
+          <w:rFonts w:ascii="Times New Roman" w:eastAsia="Times New Roman" w:hAnsi="Times New Roman" w:cs="Times New Roman"/>
+          <w:i/>
+          <w:iCs/>
+          <w:kern w:val="0"/>
+          <w:lang w:val="pt-BR"/>
+          <w14:ligatures w14:val="none"/>
+        </w:rPr>
+        <w:t>machine learning</w:t>
+      </w:r>
+      <w:r>
+        <w:rPr>
+          <w:rFonts w:ascii="Times New Roman" w:eastAsia="Times New Roman" w:hAnsi="Times New Roman" w:cs="Times New Roman"/>
+          <w:kern w:val="0"/>
+          <w:lang w:val="pt-BR"/>
+          <w14:ligatures w14:val="none"/>
+        </w:rPr>
+        <w:t xml:space="preserve"> e abordagens de análise de sentimento baseadas em léxicos ou em modelos preditivos treinados em grandes corpora textuais</w:t>
+      </w:r>
+      <w:r>
+        <w:rPr>
+          <w:rFonts w:ascii="Times New Roman" w:eastAsia="Times New Roman" w:hAnsi="Times New Roman" w:cs="Times New Roman"/>
+          <w:kern w:val="0"/>
+          <w:lang w:val="pt-BR"/>
+          <w14:ligatures w14:val="none"/>
+        </w:rPr>
+        <w:t xml:space="preserve">. </w:t>
+      </w:r>
+    </w:p>
+    <w:p>
+      <w:pPr>
+        <w:spacing w:after="0" w:line="360" w:lineRule="auto"/>
+        <w:ind w:firstLine="720"/>
+        <w:rPr>
+          <w:rFonts w:ascii="Times New Roman" w:eastAsia="Times New Roman" w:hAnsi="Times New Roman" w:cs="Times New Roman"/>
+          <w:kern w:val="0"/>
+          <w:lang w:val="pt-BR"/>
+          <w14:ligatures w14:val="none"/>
+        </w:rPr>
+      </w:pPr>
+      <w:r>
+        <w:rPr>
+          <w:rFonts w:ascii="Times New Roman" w:eastAsia="Times New Roman" w:hAnsi="Times New Roman" w:cs="Times New Roman"/>
+          <w:kern w:val="0"/>
+          <w:lang w:val="pt-BR"/>
+          <w14:ligatures w14:val="none"/>
+        </w:rPr>
+        <w:t>A análise de sentimento (</w:t>
+      </w:r>
+      <w:r>
+        <w:rPr>
+          <w:rFonts w:ascii="Times New Roman" w:eastAsia="Times New Roman" w:hAnsi="Times New Roman" w:cs="Times New Roman"/>
+          <w:i/>
+          <w:iCs/>
+          <w:kern w:val="0"/>
+          <w:lang w:val="pt-BR"/>
+          <w14:ligatures w14:val="none"/>
+        </w:rPr>
+        <w:t>sentiment analysis</w:t>
+      </w:r>
+      <w:r>
+        <w:rPr>
+          <w:rFonts w:ascii="Times New Roman" w:eastAsia="Times New Roman" w:hAnsi="Times New Roman" w:cs="Times New Roman"/>
+          <w:kern w:val="0"/>
+          <w:lang w:val="pt-BR"/>
+          <w14:ligatures w14:val="none"/>
+        </w:rPr>
+        <w:t xml:space="preserve">) insere-se no campo mais amplo de </w:t>
+      </w:r>
+      <w:r>
+        <w:rPr>
+          <w:rFonts w:ascii="Times New Roman" w:eastAsia="Times New Roman" w:hAnsi="Times New Roman" w:cs="Times New Roman"/>
+          <w:i/>
+          <w:iCs/>
+          <w:kern w:val="0"/>
+          <w:lang w:val="pt-BR"/>
+          <w14:ligatures w14:val="none"/>
+        </w:rPr>
+        <w:t>Natural Language Processing</w:t>
+      </w:r>
+      <w:r>
+        <w:rPr>
+          <w:rFonts w:ascii="Times New Roman" w:eastAsia="Times New Roman" w:hAnsi="Times New Roman" w:cs="Times New Roman"/>
+          <w:kern w:val="0"/>
+          <w:lang w:val="pt-BR"/>
+          <w14:ligatures w14:val="none"/>
+        </w:rPr>
+        <w:t xml:space="preserve"> e tem como objetivo classificar automaticamente opiniões, </w:t>
+      </w:r>
+      <w:r>
+        <w:rPr>
+          <w:rFonts w:ascii="Times New Roman" w:eastAsia="Times New Roman" w:hAnsi="Times New Roman" w:cs="Times New Roman"/>
+          <w:kern w:val="0"/>
+          <w:lang w:val="pt-BR"/>
+          <w14:ligatures w14:val="none"/>
+        </w:rPr>
+        <w:t>subjetividade</w:t>
+      </w:r>
+      <w:r>
+        <w:rPr>
+          <w:rFonts w:ascii="Times New Roman" w:eastAsia="Times New Roman" w:hAnsi="Times New Roman" w:cs="Times New Roman"/>
+          <w:kern w:val="0"/>
+          <w:lang w:val="pt-BR"/>
+          <w14:ligatures w14:val="none"/>
+        </w:rPr>
+        <w:t xml:space="preserve"> e estados afetivos expressos em dados textuais. A literatura seminal da área (Pang e Lee, 2008) </w:t>
+      </w:r>
+      <w:r>
+        <w:rPr>
+          <w:rFonts w:ascii="Times New Roman" w:eastAsia="Times New Roman" w:hAnsi="Times New Roman" w:cs="Times New Roman"/>
+          <w:kern w:val="0"/>
+          <w:lang w:val="pt-BR"/>
+          <w14:ligatures w14:val="none"/>
+        </w:rPr>
+        <w:lastRenderedPageBreak/>
+        <w:t xml:space="preserve">define sentimento como a orientação avaliativa associada a determinado conteúdo — usualmente categorizada em polaridade positiva, negativa ou neutra — podendo também incorporar dimensões como intensidade, valência ou categorias emocionais específicas. </w:t>
+      </w:r>
+      <w:r>
+        <w:rPr>
+          <w:rFonts w:ascii="Times New Roman" w:eastAsia="Times New Roman" w:hAnsi="Times New Roman" w:cs="Times New Roman"/>
+          <w:kern w:val="0"/>
+          <w:lang w:val="pt-BR"/>
+          <w14:ligatures w14:val="none"/>
+        </w:rPr>
+        <w:t xml:space="preserve">Em aplicações econômicas, </w:t>
+      </w:r>
+      <w:r>
+        <w:rPr>
+          <w:rFonts w:ascii="Times New Roman" w:eastAsia="Times New Roman" w:hAnsi="Times New Roman" w:cs="Times New Roman"/>
+          <w:kern w:val="0"/>
+          <w:lang w:val="pt-BR"/>
+          <w14:ligatures w14:val="none"/>
+        </w:rPr>
+        <w:t xml:space="preserve">a </w:t>
+      </w:r>
+      <w:r>
+        <w:rPr>
+          <w:rFonts w:ascii="Times New Roman" w:eastAsia="Times New Roman" w:hAnsi="Times New Roman" w:cs="Times New Roman"/>
+          <w:kern w:val="0"/>
+          <w:lang w:val="pt-BR"/>
+          <w14:ligatures w14:val="none"/>
+        </w:rPr>
+        <w:t>adaptação de léxicos específicos ao domínio financeiro</w:t>
+      </w:r>
+      <w:r>
+        <w:rPr>
+          <w:rFonts w:ascii="Times New Roman" w:eastAsia="Times New Roman" w:hAnsi="Times New Roman" w:cs="Times New Roman"/>
+          <w:kern w:val="0"/>
+          <w:lang w:val="pt-BR"/>
+          <w14:ligatures w14:val="none"/>
+        </w:rPr>
+        <w:t xml:space="preserve"> (</w:t>
+      </w:r>
+      <w:r>
+        <w:rPr>
+          <w:rFonts w:ascii="Times New Roman" w:eastAsia="Times New Roman" w:hAnsi="Times New Roman" w:cs="Times New Roman"/>
+          <w:kern w:val="0"/>
+          <w:lang w:val="pt-BR"/>
+          <w14:ligatures w14:val="none"/>
+        </w:rPr>
+        <w:t>Loughran e McDonald 2011) demonstra que dicionários de sentimento de uso geral tendem a gerar classificações equivocadas quando aplicados a textos econômicos e financeiros, uma vez que diversos termos assumem significado distinto nesse contexto</w:t>
+      </w:r>
+      <w:r>
+        <w:rPr>
+          <w:rFonts w:ascii="Times New Roman" w:eastAsia="Times New Roman" w:hAnsi="Times New Roman" w:cs="Times New Roman"/>
+          <w:kern w:val="0"/>
+          <w:lang w:val="pt-BR"/>
+          <w14:ligatures w14:val="none"/>
+        </w:rPr>
+        <w:t>. P</w:t>
+      </w:r>
+      <w:r>
+        <w:rPr>
+          <w:rFonts w:ascii="Times New Roman" w:eastAsia="Times New Roman" w:hAnsi="Times New Roman" w:cs="Times New Roman"/>
+          <w:kern w:val="0"/>
+          <w:lang w:val="pt-BR"/>
+          <w14:ligatures w14:val="none"/>
+        </w:rPr>
+        <w:t>alavras associadas a risco ou volatilidade podem ser classificadas como negativas em linguagem comum, mas constituem descrições técnicas neutras em documentos financeiros. A principal conclusão do estudo é que a especificidade semântica do domínio influencia diretamente a acurácia da análise de sentimento, tornando necessária a construção de léxicos contextualizados para evitar vieses de interpretação</w:t>
+      </w:r>
+      <w:r>
+        <w:rPr>
+          <w:rFonts w:ascii="Times New Roman" w:eastAsia="Times New Roman" w:hAnsi="Times New Roman" w:cs="Times New Roman"/>
+          <w:kern w:val="0"/>
+          <w:lang w:val="pt-BR"/>
+          <w14:ligatures w14:val="none"/>
+        </w:rPr>
+        <w:t>.</w:t>
+      </w:r>
+    </w:p>
+    <w:p>
+      <w:pPr>
+        <w:spacing w:after="0" w:line="360" w:lineRule="auto"/>
+        <w:ind w:firstLine="720"/>
+        <w:rPr>
+          <w:rFonts w:ascii="Times New Roman" w:eastAsia="Times New Roman" w:hAnsi="Times New Roman" w:cs="Times New Roman"/>
+          <w:kern w:val="0"/>
+          <w:lang w:val="pt-BR"/>
+          <w14:ligatures w14:val="none"/>
+        </w:rPr>
+      </w:pPr>
+      <w:r>
+        <w:rPr>
+          <w:rFonts w:ascii="Times New Roman" w:eastAsia="Times New Roman" w:hAnsi="Times New Roman" w:cs="Times New Roman"/>
+          <w:kern w:val="0"/>
+          <w:lang w:val="pt-BR"/>
+          <w14:ligatures w14:val="none"/>
+        </w:rPr>
+        <w:t xml:space="preserve">A formalização do sentimento por meio desses instrumentos permite transformar conceitos subjetivos em métricas quantitativas observáveis, geralmente expressas como índices, </w:t>
+      </w:r>
+      <w:r>
+        <w:rPr>
+          <w:rFonts w:ascii="Times New Roman" w:eastAsia="Times New Roman" w:hAnsi="Times New Roman" w:cs="Times New Roman"/>
+          <w:i/>
+          <w:iCs/>
+          <w:kern w:val="0"/>
+          <w:lang w:val="pt-BR"/>
+          <w14:ligatures w14:val="none"/>
+        </w:rPr>
+        <w:t xml:space="preserve">scores </w:t>
+      </w:r>
+      <w:r>
+        <w:rPr>
+          <w:rFonts w:ascii="Times New Roman" w:eastAsia="Times New Roman" w:hAnsi="Times New Roman" w:cs="Times New Roman"/>
+          <w:kern w:val="0"/>
+          <w:lang w:val="pt-BR"/>
+          <w14:ligatures w14:val="none"/>
+        </w:rPr>
+        <w:t xml:space="preserve">ou probabilidades. Uma vez quantificados, esses indicadores podem ser incorporados a modelos estatísticos como variáveis explicativas, variáveis dependentes ou controles, possibilitando testar hipóteses sobre relações causais ou associações entre discurso e fenômenos econômicos. </w:t>
+      </w:r>
+      <w:r>
+        <w:rPr>
+          <w:rFonts w:ascii="Times New Roman" w:eastAsia="Times New Roman" w:hAnsi="Times New Roman" w:cs="Times New Roman"/>
+          <w:kern w:val="0"/>
+          <w:lang w:val="pt-BR"/>
+          <w14:ligatures w14:val="none"/>
+        </w:rPr>
+        <w:t>Halousková e Lyócsa (2025)</w:t>
       </w:r>
       <w:r>
         <w:rPr>
@@ -3272,16 +4002,52 @@
           <w:lang w:val="pt-BR"/>
           <w14:ligatures w14:val="none"/>
         </w:rPr>
-        <w:t>Nossa pesquisa usa dados (tweets) da rede social “X” com o fim de analisar a associação entre o sentimento econômico dos usuários e seus posicionamentos políticos</w:t>
-      </w:r>
-      <w:r>
-        <w:rPr>
-          <w:rFonts w:ascii="Times New Roman" w:eastAsia="Times New Roman" w:hAnsi="Times New Roman" w:cs="Times New Roman"/>
-          <w:kern w:val="0"/>
-          <w:lang w:val="pt-BR"/>
-          <w14:ligatures w14:val="none"/>
-        </w:rPr>
-        <w:t xml:space="preserve"> durante  </w:t>
+        <w:t xml:space="preserve">utilizaram </w:t>
+      </w:r>
+      <w:r>
+        <w:rPr>
+          <w:rFonts w:ascii="Times New Roman" w:eastAsia="Times New Roman" w:hAnsi="Times New Roman" w:cs="Times New Roman"/>
+          <w:kern w:val="0"/>
+          <w:lang w:val="pt-BR"/>
+          <w14:ligatures w14:val="none"/>
+        </w:rPr>
+        <w:t>análise de sentimento e atenção</w:t>
+      </w:r>
+      <w:r>
+        <w:rPr>
+          <w:rFonts w:ascii="Times New Roman" w:eastAsia="Times New Roman" w:hAnsi="Times New Roman" w:cs="Times New Roman"/>
+          <w:kern w:val="0"/>
+          <w:lang w:val="pt-BR"/>
+          <w14:ligatures w14:val="none"/>
+        </w:rPr>
+        <w:t xml:space="preserve"> voltados a </w:t>
+      </w:r>
+      <w:r>
+        <w:rPr>
+          <w:rFonts w:ascii="Times New Roman" w:eastAsia="Times New Roman" w:hAnsi="Times New Roman" w:cs="Times New Roman"/>
+          <w:kern w:val="0"/>
+          <w:lang w:val="pt-BR"/>
+          <w14:ligatures w14:val="none"/>
+        </w:rPr>
+        <w:t>tweets</w:t>
+      </w:r>
+      <w:r>
+        <w:rPr>
+          <w:rFonts w:ascii="Times New Roman" w:eastAsia="Times New Roman" w:hAnsi="Times New Roman" w:cs="Times New Roman"/>
+          <w:kern w:val="0"/>
+          <w:lang w:val="pt-BR"/>
+          <w14:ligatures w14:val="none"/>
+        </w:rPr>
+        <w:t>,</w:t>
+      </w:r>
+      <w:r>
+        <w:rPr>
+          <w:rFonts w:ascii="Times New Roman" w:eastAsia="Times New Roman" w:hAnsi="Times New Roman" w:cs="Times New Roman"/>
+          <w:kern w:val="0"/>
+          <w:lang w:val="pt-BR"/>
+          <w14:ligatures w14:val="none"/>
+        </w:rPr>
+        <w:t xml:space="preserve"> criando</w:t>
       </w:r>
       <w:r>
         <w:rPr>
@@ -3299,28 +4065,250 @@
           <w:lang w:val="pt-BR"/>
           <w14:ligatures w14:val="none"/>
         </w:rPr>
+        <w:t>índices agregados que capturam o sentimento médio em séries temporais, com a finalidade de explicar o impacto do discurso na volatilidade diária de 400 ações do mercado estadunidense</w:t>
+      </w:r>
+      <w:r>
+        <w:rPr>
+          <w:rFonts w:ascii="Times New Roman" w:eastAsia="Times New Roman" w:hAnsi="Times New Roman" w:cs="Times New Roman"/>
+          <w:kern w:val="0"/>
+          <w:lang w:val="pt-BR"/>
+          <w14:ligatures w14:val="none"/>
+        </w:rPr>
+        <w:t>.</w:t>
+      </w:r>
+      <w:r>
+        <w:rPr>
+          <w:rFonts w:ascii="Times New Roman" w:eastAsia="Times New Roman" w:hAnsi="Times New Roman" w:cs="Times New Roman"/>
+          <w:kern w:val="0"/>
+          <w:lang w:val="pt-BR"/>
+          <w14:ligatures w14:val="none"/>
+        </w:rPr>
+        <w:t xml:space="preserve"> </w:t>
+      </w:r>
+      <w:r>
+        <w:rPr>
+          <w:rFonts w:ascii="Times New Roman" w:eastAsia="Times New Roman" w:hAnsi="Times New Roman" w:cs="Times New Roman"/>
+          <w:kern w:val="0"/>
+          <w:lang w:val="pt-BR"/>
+          <w14:ligatures w14:val="none"/>
+        </w:rPr>
+        <w:t>J</w:t>
+      </w:r>
+      <w:r>
+        <w:rPr>
+          <w:rFonts w:ascii="Times New Roman" w:eastAsia="Times New Roman" w:hAnsi="Times New Roman" w:cs="Times New Roman"/>
+          <w:kern w:val="0"/>
+          <w:lang w:val="pt-BR"/>
+          <w14:ligatures w14:val="none"/>
+        </w:rPr>
+        <w:t xml:space="preserve">untamente com outras métricas, obtiveram </w:t>
+      </w:r>
+      <w:r>
+        <w:rPr>
+          <w:rFonts w:ascii="Times New Roman" w:eastAsia="Times New Roman" w:hAnsi="Times New Roman" w:cs="Times New Roman"/>
+          <w:kern w:val="0"/>
+          <w:lang w:val="pt-BR"/>
+          <w14:ligatures w14:val="none"/>
+        </w:rPr>
+        <w:t>uma melhoria consistente na previsão da volatilidade em todos os setores econômicos.</w:t>
+      </w:r>
+    </w:p>
+    <w:p>
+      <w:pPr>
+        <w:spacing w:after="0" w:line="360" w:lineRule="auto"/>
+        <w:ind w:firstLine="720"/>
+        <w:rPr>
+          <w:rFonts w:ascii="Times New Roman" w:eastAsia="Times New Roman" w:hAnsi="Times New Roman" w:cs="Times New Roman"/>
+          <w:kern w:val="0"/>
+          <w:lang w:val="pt-BR"/>
+          <w14:ligatures w14:val="none"/>
+        </w:rPr>
+      </w:pPr>
+      <w:r>
+        <w:rPr>
+          <w:rFonts w:ascii="Times New Roman" w:eastAsia="Times New Roman" w:hAnsi="Times New Roman" w:cs="Times New Roman"/>
+          <w:kern w:val="0"/>
+          <w:lang w:val="pt-BR"/>
+          <w14:ligatures w14:val="none"/>
+        </w:rPr>
+        <w:t>Colocada o contexto teórico</w:t>
+      </w:r>
+      <w:r>
+        <w:rPr>
+          <w:rFonts w:ascii="Times New Roman" w:eastAsia="Times New Roman" w:hAnsi="Times New Roman" w:cs="Times New Roman"/>
+          <w:kern w:val="0"/>
+          <w:lang w:val="pt-BR"/>
+          <w14:ligatures w14:val="none"/>
+        </w:rPr>
+        <w:t xml:space="preserve">, o presente estudo busca definir e analisar o sentimento econômico expresso por usuários da rede social X durante o período que antecede as eleições presidenciais brasileiras de 2022. Embora a literatura recente tenha avançado na aplicação de técnicas de análise textual para compreender fenômenos econômicos e políticos, ainda é limitada a investigação sobre como discursos de natureza econômica se manifestam em ambientes digitais altamente polarizados e de que maneira esses sentimentos se associam às preferências políticas expressas pelos indivíduos. Assim, este trabalho propõe a construção de uma estratégia empírica para identificação e mensuração do sentimento econômico em tweets, combinando abordagens lexicais e métodos supervisionados de aprendizado de máquina, com o objetivo de avaliar sua capacidade de capturar padrões relevantes no debate público. Ao operacionalizar o sentimento </w:t>
+      </w:r>
+      <w:r>
+        <w:rPr>
+          <w:rFonts w:ascii="Times New Roman" w:eastAsia="Times New Roman" w:hAnsi="Times New Roman" w:cs="Times New Roman"/>
+          <w:kern w:val="0"/>
+          <w:lang w:val="pt-BR"/>
+          <w14:ligatures w14:val="none"/>
+        </w:rPr>
+        <w:lastRenderedPageBreak/>
+        <w:t>econômico como variável quantitativa, o estudo busca contribuir para a compreensão das relações entre discurso econômico e comportamento político em redes sociais, oferecendo evidências empíricas sobre a utilidade de dados textuais como fonte complementar para análises em economia aplicada.</w:t>
+      </w:r>
+    </w:p>
+    <w:p>
+      <w:pPr>
+        <w:spacing w:after="0" w:line="360" w:lineRule="auto"/>
+        <w:rPr>
+          <w:rFonts w:ascii="Times New Roman" w:eastAsia="Times New Roman" w:hAnsi="Times New Roman" w:cs="Times New Roman"/>
+          <w:kern w:val="0"/>
+          <w:lang w:val="pt-BR"/>
+          <w14:ligatures w14:val="none"/>
+        </w:rPr>
+      </w:pPr>
+    </w:p>
+    <w:p>
+      <w:pPr>
+        <w:spacing w:after="0" w:line="360" w:lineRule="auto"/>
+        <w:rPr>
+          <w:rFonts w:ascii="Times New Roman" w:eastAsia="Times New Roman" w:hAnsi="Times New Roman" w:cs="Times New Roman"/>
+          <w:b/>
+          <w:bCs/>
+          <w:kern w:val="0"/>
+          <w:sz w:val="28"/>
+          <w:szCs w:val="28"/>
+          <w:lang w:val="pt-BR"/>
+          <w14:ligatures w14:val="none"/>
+        </w:rPr>
+      </w:pPr>
+      <w:r>
+        <w:rPr>
+          <w:rFonts w:ascii="Times New Roman" w:eastAsia="Times New Roman" w:hAnsi="Times New Roman" w:cs="Times New Roman"/>
+          <w:b/>
+          <w:bCs/>
+          <w:kern w:val="0"/>
+          <w:sz w:val="28"/>
+          <w:szCs w:val="28"/>
+          <w:lang w:val="pt-BR"/>
+          <w14:ligatures w14:val="none"/>
+        </w:rPr>
+        <w:t>2. Materiais e Métodos</w:t>
+      </w:r>
+    </w:p>
+    <w:p>
+      <w:pPr>
+        <w:spacing w:after="0" w:line="360" w:lineRule="auto"/>
+        <w:rPr>
+          <w:rFonts w:ascii="Times New Roman" w:eastAsia="Times New Roman" w:hAnsi="Times New Roman" w:cs="Times New Roman"/>
+          <w:kern w:val="0"/>
+          <w:lang w:val="pt-BR"/>
+          <w14:ligatures w14:val="none"/>
+        </w:rPr>
+      </w:pPr>
+      <w:r>
+        <w:rPr>
+          <w:rFonts w:ascii="Times New Roman" w:eastAsia="Times New Roman" w:hAnsi="Times New Roman" w:cs="Times New Roman"/>
+          <w:b/>
+          <w:bCs/>
+          <w:kern w:val="0"/>
+          <w:sz w:val="28"/>
+          <w:szCs w:val="28"/>
+          <w:lang w:val="pt-BR"/>
+          <w14:ligatures w14:val="none"/>
+        </w:rPr>
         <w:tab/>
       </w:r>
     </w:p>
     <w:p>
       <w:pPr>
-        <w:spacing w:line="360" w:lineRule="auto"/>
-        <w:rPr>
-          <w:rFonts w:ascii="Times New Roman" w:eastAsia="Times New Roman" w:hAnsi="Times New Roman" w:cs="Times New Roman"/>
-          <w:kern w:val="0"/>
-          <w:lang w:val="pt-BR"/>
-          <w14:ligatures w14:val="none"/>
-        </w:rPr>
-      </w:pPr>
-      <w:r>
-        <w:rPr>
-          <w:rFonts w:ascii="Times New Roman" w:eastAsia="Times New Roman" w:hAnsi="Times New Roman" w:cs="Times New Roman"/>
-          <w:kern w:val="0"/>
-          <w:lang w:val="pt-BR"/>
-          <w14:ligatures w14:val="none"/>
-        </w:rPr>
-        <w:tab/>
-      </w:r>
+        <w:spacing w:after="0" w:line="360" w:lineRule="auto"/>
+        <w:rPr>
+          <w:rFonts w:ascii="Times New Roman" w:eastAsia="Times New Roman" w:hAnsi="Times New Roman" w:cs="Times New Roman"/>
+          <w:kern w:val="0"/>
+          <w:lang w:val="pt-BR"/>
+          <w14:ligatures w14:val="none"/>
+        </w:rPr>
+      </w:pPr>
+    </w:p>
+    <w:p>
+      <w:pPr>
+        <w:spacing w:after="0" w:line="360" w:lineRule="auto"/>
+        <w:rPr>
+          <w:rFonts w:ascii="Times New Roman" w:eastAsia="Times New Roman" w:hAnsi="Times New Roman" w:cs="Times New Roman"/>
+          <w:kern w:val="0"/>
+          <w:lang w:val="pt-BR"/>
+          <w14:ligatures w14:val="none"/>
+        </w:rPr>
+      </w:pPr>
+    </w:p>
+    <w:p>
+      <w:pPr>
+        <w:spacing w:after="0" w:line="360" w:lineRule="auto"/>
+        <w:ind w:firstLine="720"/>
+        <w:rPr>
+          <w:rFonts w:ascii="Times New Roman" w:eastAsia="Times New Roman" w:hAnsi="Times New Roman" w:cs="Times New Roman"/>
+          <w:kern w:val="0"/>
+          <w:lang w:val="pt-BR"/>
+          <w14:ligatures w14:val="none"/>
+        </w:rPr>
+      </w:pPr>
+    </w:p>
+    <w:p>
+      <w:pPr>
+        <w:spacing w:after="0" w:line="360" w:lineRule="auto"/>
+        <w:ind w:firstLine="720"/>
+        <w:rPr>
+          <w:rFonts w:ascii="Times New Roman" w:eastAsia="Times New Roman" w:hAnsi="Times New Roman" w:cs="Times New Roman"/>
+          <w:kern w:val="0"/>
+          <w:lang w:val="pt-BR"/>
+          <w14:ligatures w14:val="none"/>
+        </w:rPr>
+      </w:pPr>
+    </w:p>
+    <w:p>
+      <w:pPr>
+        <w:spacing w:after="0" w:line="360" w:lineRule="auto"/>
+        <w:ind w:firstLine="720"/>
+        <w:rPr>
+          <w:rFonts w:ascii="Times New Roman" w:eastAsia="Times New Roman" w:hAnsi="Times New Roman" w:cs="Times New Roman"/>
+          <w:kern w:val="0"/>
+          <w:lang w:val="pt-BR"/>
+          <w14:ligatures w14:val="none"/>
+        </w:rPr>
+      </w:pPr>
+    </w:p>
+    <w:p>
+      <w:pPr>
+        <w:spacing w:after="0" w:line="360" w:lineRule="auto"/>
+        <w:ind w:firstLine="720"/>
+        <w:rPr>
+          <w:rFonts w:ascii="Times New Roman" w:eastAsia="Times New Roman" w:hAnsi="Times New Roman" w:cs="Times New Roman"/>
+          <w:kern w:val="0"/>
+          <w:lang w:val="pt-BR"/>
+          <w14:ligatures w14:val="none"/>
+        </w:rPr>
+      </w:pPr>
+    </w:p>
+    <w:p>
+      <w:pPr>
+        <w:spacing w:after="0" w:line="360" w:lineRule="auto"/>
+        <w:ind w:firstLine="720"/>
+        <w:rPr>
+          <w:rFonts w:ascii="Times New Roman" w:eastAsia="Times New Roman" w:hAnsi="Times New Roman" w:cs="Times New Roman"/>
+          <w:kern w:val="0"/>
+          <w:lang w:val="pt-BR"/>
+          <w14:ligatures w14:val="none"/>
+        </w:rPr>
+      </w:pPr>
+    </w:p>
+    <w:p>
+      <w:pPr>
+        <w:spacing w:after="0" w:line="360" w:lineRule="auto"/>
+        <w:ind w:firstLine="720"/>
+        <w:rPr>
+          <w:rFonts w:ascii="Times New Roman" w:eastAsia="Times New Roman" w:hAnsi="Times New Roman" w:cs="Times New Roman"/>
+          <w:kern w:val="0"/>
+          <w:lang w:val="pt-BR"/>
+          <w14:ligatures w14:val="none"/>
+        </w:rPr>
+      </w:pPr>
     </w:p>
     <w:p>
       <w:pPr>
@@ -3333,258 +4321,30 @@
           <w14:ligatures w14:val="none"/>
         </w:rPr>
       </w:pPr>
-      <w:r>
-        <w:rPr>
-          <w:rFonts w:ascii="Times New Roman" w:eastAsia="Times New Roman" w:hAnsi="Times New Roman" w:cs="Times New Roman"/>
-          <w:kern w:val="0"/>
-          <w:lang w:val="pt-BR"/>
-          <w14:ligatures w14:val="none"/>
-        </w:rPr>
-        <w:t xml:space="preserve">O </w:t>
-      </w:r>
-      <w:r>
-        <w:rPr>
-          <w:rFonts w:ascii="Times New Roman" w:eastAsia="Times New Roman" w:hAnsi="Times New Roman" w:cs="Times New Roman"/>
-          <w:kern w:val="0"/>
-          <w:lang w:val="pt-BR"/>
-          <w14:ligatures w14:val="none"/>
-        </w:rPr>
-        <w:t>resultado</w:t>
-      </w:r>
-      <w:r>
-        <w:rPr>
-          <w:rFonts w:ascii="Times New Roman" w:eastAsia="Times New Roman" w:hAnsi="Times New Roman" w:cs="Times New Roman"/>
-          <w:kern w:val="0"/>
-          <w:lang w:val="pt-BR"/>
-          <w14:ligatures w14:val="none"/>
-        </w:rPr>
-        <w:t xml:space="preserve"> dos processos eleitorais </w:t>
-      </w:r>
-      <w:r>
-        <w:rPr>
-          <w:rFonts w:ascii="Times New Roman" w:eastAsia="Times New Roman" w:hAnsi="Times New Roman" w:cs="Times New Roman"/>
-          <w:kern w:val="0"/>
-          <w:lang w:val="pt-BR"/>
-          <w14:ligatures w14:val="none"/>
-        </w:rPr>
-        <w:t>é</w:t>
-      </w:r>
-      <w:r>
-        <w:rPr>
-          <w:rFonts w:ascii="Times New Roman" w:eastAsia="Times New Roman" w:hAnsi="Times New Roman" w:cs="Times New Roman"/>
-          <w:kern w:val="0"/>
-          <w:lang w:val="pt-BR"/>
-          <w14:ligatures w14:val="none"/>
-        </w:rPr>
-        <w:t>,</w:t>
-      </w:r>
-      <w:r>
-        <w:rPr>
-          <w:rFonts w:ascii="Times New Roman" w:eastAsia="Times New Roman" w:hAnsi="Times New Roman" w:cs="Times New Roman"/>
-          <w:kern w:val="0"/>
-          <w:lang w:val="pt-BR"/>
-          <w14:ligatures w14:val="none"/>
-        </w:rPr>
-        <w:t xml:space="preserve"> sob uma ótica normativa</w:t>
-      </w:r>
-      <w:r>
-        <w:rPr>
-          <w:rFonts w:ascii="Times New Roman" w:eastAsia="Times New Roman" w:hAnsi="Times New Roman" w:cs="Times New Roman"/>
-          <w:kern w:val="0"/>
-          <w:lang w:val="pt-BR"/>
-          <w14:ligatures w14:val="none"/>
-        </w:rPr>
-        <w:t xml:space="preserve">, </w:t>
-      </w:r>
-      <w:r>
-        <w:rPr>
-          <w:rFonts w:ascii="Times New Roman" w:eastAsia="Times New Roman" w:hAnsi="Times New Roman" w:cs="Times New Roman"/>
-          <w:kern w:val="0"/>
-          <w:lang w:val="pt-BR"/>
-          <w14:ligatures w14:val="none"/>
-        </w:rPr>
-        <w:t>determinante</w:t>
-      </w:r>
-      <w:r>
-        <w:rPr>
-          <w:rFonts w:ascii="Times New Roman" w:eastAsia="Times New Roman" w:hAnsi="Times New Roman" w:cs="Times New Roman"/>
-          <w:kern w:val="0"/>
-          <w:lang w:val="pt-BR"/>
-          <w14:ligatures w14:val="none"/>
-        </w:rPr>
-        <w:t xml:space="preserve"> </w:t>
-      </w:r>
-      <w:r>
-        <w:rPr>
-          <w:rFonts w:ascii="Times New Roman" w:eastAsia="Times New Roman" w:hAnsi="Times New Roman" w:cs="Times New Roman"/>
-          <w:kern w:val="0"/>
-          <w:lang w:val="pt-BR"/>
-          <w14:ligatures w14:val="none"/>
-        </w:rPr>
-        <w:t>da</w:t>
-      </w:r>
-      <w:r>
-        <w:rPr>
-          <w:rFonts w:ascii="Times New Roman" w:eastAsia="Times New Roman" w:hAnsi="Times New Roman" w:cs="Times New Roman"/>
-          <w:kern w:val="0"/>
-          <w:lang w:val="pt-BR"/>
-          <w14:ligatures w14:val="none"/>
-        </w:rPr>
-        <w:t xml:space="preserve"> política econômica</w:t>
-      </w:r>
-      <w:r>
-        <w:rPr>
-          <w:rFonts w:ascii="Times New Roman" w:eastAsia="Times New Roman" w:hAnsi="Times New Roman" w:cs="Times New Roman"/>
-          <w:kern w:val="0"/>
-          <w:lang w:val="pt-BR"/>
-          <w14:ligatures w14:val="none"/>
-        </w:rPr>
-        <w:t>;</w:t>
-      </w:r>
-      <w:r>
-        <w:rPr>
-          <w:rFonts w:ascii="Times New Roman" w:eastAsia="Times New Roman" w:hAnsi="Times New Roman" w:cs="Times New Roman"/>
-          <w:kern w:val="0"/>
-          <w:lang w:val="pt-BR"/>
-          <w14:ligatures w14:val="none"/>
-        </w:rPr>
-        <w:t xml:space="preserve"> ao passo que</w:t>
-      </w:r>
-      <w:r>
-        <w:rPr>
-          <w:rFonts w:ascii="Times New Roman" w:eastAsia="Times New Roman" w:hAnsi="Times New Roman" w:cs="Times New Roman"/>
-          <w:kern w:val="0"/>
-          <w:lang w:val="pt-BR"/>
-          <w14:ligatures w14:val="none"/>
-        </w:rPr>
-        <w:t xml:space="preserve"> o impacto dos resultados econômicos nas eleições é </w:t>
-      </w:r>
-      <w:r>
-        <w:rPr>
-          <w:rFonts w:ascii="Times New Roman" w:eastAsia="Times New Roman" w:hAnsi="Times New Roman" w:cs="Times New Roman"/>
-          <w:kern w:val="0"/>
-          <w:lang w:val="pt-BR"/>
-          <w14:ligatures w14:val="none"/>
-        </w:rPr>
-        <w:t>extensamente documentado</w:t>
-      </w:r>
-      <w:r>
-        <w:rPr>
-          <w:rFonts w:ascii="Times New Roman" w:eastAsia="Times New Roman" w:hAnsi="Times New Roman" w:cs="Times New Roman"/>
-          <w:kern w:val="0"/>
-          <w:lang w:val="pt-BR"/>
-          <w14:ligatures w14:val="none"/>
-        </w:rPr>
-        <w:t xml:space="preserve"> na literatura (Palmer e</w:t>
-      </w:r>
-      <w:r>
-        <w:rPr>
-          <w:rFonts w:ascii="Times New Roman" w:eastAsia="Times New Roman" w:hAnsi="Times New Roman" w:cs="Times New Roman"/>
-          <w:kern w:val="0"/>
-          <w:lang w:val="pt-BR"/>
-          <w14:ligatures w14:val="none"/>
-        </w:rPr>
-        <w:t xml:space="preserve"> </w:t>
-      </w:r>
-      <w:r>
-        <w:rPr>
-          <w:rFonts w:ascii="Times New Roman" w:eastAsia="Times New Roman" w:hAnsi="Times New Roman" w:cs="Times New Roman"/>
-          <w:kern w:val="0"/>
-          <w:lang w:val="pt-BR"/>
-          <w14:ligatures w14:val="none"/>
-        </w:rPr>
-        <w:t xml:space="preserve">Whitten </w:t>
-      </w:r>
-      <w:r>
-        <w:rPr>
-          <w:rFonts w:ascii="Times New Roman" w:eastAsia="Times New Roman" w:hAnsi="Times New Roman" w:cs="Times New Roman"/>
-          <w:kern w:val="0"/>
-          <w:lang w:val="pt-BR"/>
-          <w14:ligatures w14:val="none"/>
-        </w:rPr>
-        <w:t>2000</w:t>
-      </w:r>
-      <w:r>
-        <w:rPr>
-          <w:rFonts w:ascii="Times New Roman" w:eastAsia="Times New Roman" w:hAnsi="Times New Roman" w:cs="Times New Roman"/>
-          <w:kern w:val="0"/>
-          <w:lang w:val="pt-BR"/>
-          <w14:ligatures w14:val="none"/>
-        </w:rPr>
-        <w:t xml:space="preserve">). O debate </w:t>
-      </w:r>
-      <w:r>
-        <w:rPr>
-          <w:rFonts w:ascii="Times New Roman" w:eastAsia="Times New Roman" w:hAnsi="Times New Roman" w:cs="Times New Roman"/>
-          <w:kern w:val="0"/>
-          <w:lang w:val="pt-BR"/>
-          <w14:ligatures w14:val="none"/>
-        </w:rPr>
-        <w:t xml:space="preserve">político e </w:t>
-      </w:r>
-      <w:r>
-        <w:rPr>
-          <w:rFonts w:ascii="Times New Roman" w:eastAsia="Times New Roman" w:hAnsi="Times New Roman" w:cs="Times New Roman"/>
-          <w:kern w:val="0"/>
-          <w:lang w:val="pt-BR"/>
-          <w14:ligatures w14:val="none"/>
-        </w:rPr>
-        <w:t xml:space="preserve">econômico da população, disposto nas redes sociais, </w:t>
-      </w:r>
-      <w:r>
-        <w:rPr>
-          <w:rFonts w:ascii="Times New Roman" w:eastAsia="Times New Roman" w:hAnsi="Times New Roman" w:cs="Times New Roman"/>
-          <w:kern w:val="0"/>
-          <w:lang w:val="pt-BR"/>
-          <w14:ligatures w14:val="none"/>
-        </w:rPr>
-        <w:t>constitui um indicador das</w:t>
-      </w:r>
-      <w:r>
-        <w:rPr>
-          <w:rFonts w:ascii="Times New Roman" w:eastAsia="Times New Roman" w:hAnsi="Times New Roman" w:cs="Times New Roman"/>
-          <w:kern w:val="0"/>
-          <w:lang w:val="pt-BR"/>
-          <w14:ligatures w14:val="none"/>
-        </w:rPr>
-        <w:t xml:space="preserve"> expectativas acerca das </w:t>
-      </w:r>
-      <w:r>
-        <w:rPr>
-          <w:rFonts w:ascii="Times New Roman" w:eastAsia="Times New Roman" w:hAnsi="Times New Roman" w:cs="Times New Roman"/>
-          <w:kern w:val="0"/>
-          <w:lang w:val="pt-BR"/>
-          <w14:ligatures w14:val="none"/>
-        </w:rPr>
-        <w:t xml:space="preserve">possibilidades de mudanças no cenário produtivo, postas as expectativas de </w:t>
-      </w:r>
-      <w:r>
-        <w:rPr>
-          <w:rFonts w:ascii="Times New Roman" w:eastAsia="Times New Roman" w:hAnsi="Times New Roman" w:cs="Times New Roman"/>
-          <w:kern w:val="0"/>
-          <w:lang w:val="pt-BR"/>
-          <w14:ligatures w14:val="none"/>
-        </w:rPr>
-        <w:t>alterações</w:t>
-      </w:r>
-      <w:r>
-        <w:rPr>
-          <w:rFonts w:ascii="Times New Roman" w:eastAsia="Times New Roman" w:hAnsi="Times New Roman" w:cs="Times New Roman"/>
-          <w:kern w:val="0"/>
-          <w:lang w:val="pt-BR"/>
-          <w14:ligatures w14:val="none"/>
-        </w:rPr>
-        <w:t xml:space="preserve"> no cenário político.</w:t>
-      </w:r>
-      <w:r>
-        <w:rPr>
-          <w:rFonts w:ascii="Times New Roman" w:eastAsia="Times New Roman" w:hAnsi="Times New Roman" w:cs="Times New Roman"/>
-          <w:kern w:val="0"/>
-          <w:lang w:val="pt-BR"/>
-          <w14:ligatures w14:val="none"/>
-        </w:rPr>
-        <w:t xml:space="preserve"> Esse estudo</w:t>
-      </w:r>
+    </w:p>
+    <w:p>
+      <w:pPr>
+        <w:spacing w:line="360" w:lineRule="auto"/>
+        <w:ind w:firstLine="720"/>
+        <w:rPr>
+          <w:rFonts w:ascii="Times New Roman" w:eastAsia="Times New Roman" w:hAnsi="Times New Roman" w:cs="Times New Roman"/>
+          <w:kern w:val="0"/>
+          <w:lang w:val="pt-BR"/>
+          <w14:ligatures w14:val="none"/>
+        </w:rPr>
+      </w:pPr>
+    </w:p>
+    <w:p>
+      <w:pPr>
+        <w:spacing w:line="360" w:lineRule="auto"/>
+        <w:ind w:firstLine="720"/>
+        <w:rPr>
+          <w:rFonts w:ascii="Times New Roman" w:eastAsia="Times New Roman" w:hAnsi="Times New Roman" w:cs="Times New Roman"/>
+          <w:kern w:val="0"/>
+          <w:lang w:val="pt-BR"/>
+          <w14:ligatures w14:val="none"/>
+        </w:rPr>
+      </w:pPr>
     </w:p>
     <w:p>
       <w:pPr>
@@ -6245,7 +7005,6 @@
   <w:style w:type="character" w:default="1" w:styleId="DefaultParagraphFont">
     <w:name w:val="Default Paragraph Font"/>
     <w:uiPriority w:val="1"/>
-    <w:semiHidden/>
     <w:unhideWhenUsed/>
   </w:style>
   <w:style w:type="table" w:default="1" w:styleId="TableNormal">
@@ -6580,6 +7339,29 @@
       <w:bCs/>
     </w:rPr>
   </w:style>
+  <w:style w:type="character" w:styleId="Hyperlink">
+    <w:name w:val="Hyperlink"/>
+    <w:basedOn w:val="DefaultParagraphFont"/>
+    <w:uiPriority w:val="99"/>
+    <w:unhideWhenUsed/>
+    <w:rsid w:val="00E72BF7"/>
+    <w:rPr>
+      <w:color w:val="467886" w:themeColor="hyperlink"/>
+      <w:u w:val="single"/>
+    </w:rPr>
+  </w:style>
+  <w:style w:type="character" w:styleId="UnresolvedMention">
+    <w:name w:val="Unresolved Mention"/>
+    <w:basedOn w:val="DefaultParagraphFont"/>
+    <w:uiPriority w:val="99"/>
+    <w:semiHidden/>
+    <w:unhideWhenUsed/>
+    <w:rsid w:val="00E72BF7"/>
+    <w:rPr>
+      <w:color w:val="605E5C"/>
+      <w:shd w:val="clear" w:color="auto" w:fill="E1DFDD"/>
+    </w:rPr>
+  </w:style>
 </w:styles>
 </file>
 
